--- a/14.04.2026/4_Jumaboyev.docx
+++ b/14.04.2026/4_Jumaboyev.docx
@@ -283,6 +283,3466 @@
     </w:p>
     <w:p>
       <w:pPr>
+        <w:spacing w:after="0"/>
+        <w:ind w:firstLine="851"/>
+        <w:jc w:val="both"/>
+        <w:rPr>
+          <w:rFonts w:ascii="Times New Roman" w:eastAsia="Times New Roman" w:hAnsi="Times New Roman" w:cs="Times New Roman"/>
+          <w:i/>
+          <w:sz w:val="24"/>
+          <w:szCs w:val="24"/>
+          <w:lang w:val="en-US"/>
+        </w:rPr>
+      </w:pPr>
+      <w:bookmarkStart w:id="0" w:name="_GoBack"/>
+      <w:proofErr w:type="spellStart"/>
+      <w:r>
+        <w:rPr>
+          <w:rFonts w:ascii="Times New Roman" w:eastAsia="Times New Roman" w:hAnsi="Times New Roman" w:cs="Times New Roman"/>
+          <w:b/>
+          <w:bCs/>
+          <w:i/>
+          <w:sz w:val="27"/>
+          <w:szCs w:val="27"/>
+          <w:lang w:val="en-US"/>
+        </w:rPr>
+        <w:t>Annotatsiya</w:t>
+      </w:r>
+      <w:proofErr w:type="spellEnd"/>
+      <w:r>
+        <w:rPr>
+          <w:rFonts w:ascii="Times New Roman" w:eastAsia="Times New Roman" w:hAnsi="Times New Roman" w:cs="Times New Roman"/>
+          <w:b/>
+          <w:bCs/>
+          <w:i/>
+          <w:sz w:val="27"/>
+          <w:szCs w:val="27"/>
+          <w:lang w:val="en-US"/>
+        </w:rPr>
+        <w:t xml:space="preserve">: </w:t>
+      </w:r>
+      <w:proofErr w:type="spellStart"/>
+      <w:r>
+        <w:rPr>
+          <w:rFonts w:ascii="Times New Roman" w:eastAsia="Times New Roman" w:hAnsi="Times New Roman" w:cs="Times New Roman"/>
+          <w:i/>
+          <w:sz w:val="24"/>
+          <w:szCs w:val="24"/>
+          <w:lang w:val="en-US"/>
+        </w:rPr>
+        <w:t>Mazkur</w:t>
+      </w:r>
+      <w:proofErr w:type="spellEnd"/>
+      <w:r>
+        <w:rPr>
+          <w:rFonts w:ascii="Times New Roman" w:eastAsia="Times New Roman" w:hAnsi="Times New Roman" w:cs="Times New Roman"/>
+          <w:i/>
+          <w:sz w:val="24"/>
+          <w:szCs w:val="24"/>
+          <w:lang w:val="en-US"/>
+        </w:rPr>
+        <w:t xml:space="preserve"> </w:t>
+      </w:r>
+      <w:proofErr w:type="spellStart"/>
+      <w:r>
+        <w:rPr>
+          <w:rFonts w:ascii="Times New Roman" w:eastAsia="Times New Roman" w:hAnsi="Times New Roman" w:cs="Times New Roman"/>
+          <w:i/>
+          <w:sz w:val="24"/>
+          <w:szCs w:val="24"/>
+          <w:lang w:val="en-US"/>
+        </w:rPr>
+        <w:t>maqolada</w:t>
+      </w:r>
+      <w:proofErr w:type="spellEnd"/>
+      <w:r>
+        <w:rPr>
+          <w:rFonts w:ascii="Times New Roman" w:eastAsia="Times New Roman" w:hAnsi="Times New Roman" w:cs="Times New Roman"/>
+          <w:i/>
+          <w:sz w:val="24"/>
+          <w:szCs w:val="24"/>
+          <w:lang w:val="en-US"/>
+        </w:rPr>
+        <w:t xml:space="preserve"> </w:t>
+      </w:r>
+      <w:proofErr w:type="spellStart"/>
+      <w:r>
+        <w:rPr>
+          <w:rFonts w:ascii="Times New Roman" w:eastAsia="Times New Roman" w:hAnsi="Times New Roman" w:cs="Times New Roman"/>
+          <w:i/>
+          <w:sz w:val="24"/>
+          <w:szCs w:val="24"/>
+          <w:lang w:val="en-US"/>
+        </w:rPr>
+        <w:t>tijorat</w:t>
+      </w:r>
+      <w:proofErr w:type="spellEnd"/>
+      <w:r>
+        <w:rPr>
+          <w:rFonts w:ascii="Times New Roman" w:eastAsia="Times New Roman" w:hAnsi="Times New Roman" w:cs="Times New Roman"/>
+          <w:i/>
+          <w:sz w:val="24"/>
+          <w:szCs w:val="24"/>
+          <w:lang w:val="en-US"/>
+        </w:rPr>
+        <w:t xml:space="preserve"> </w:t>
+      </w:r>
+      <w:proofErr w:type="spellStart"/>
+      <w:r>
+        <w:rPr>
+          <w:rFonts w:ascii="Times New Roman" w:eastAsia="Times New Roman" w:hAnsi="Times New Roman" w:cs="Times New Roman"/>
+          <w:i/>
+          <w:sz w:val="24"/>
+          <w:szCs w:val="24"/>
+          <w:lang w:val="en-US"/>
+        </w:rPr>
+        <w:t>banklarida</w:t>
+      </w:r>
+      <w:proofErr w:type="spellEnd"/>
+      <w:r>
+        <w:rPr>
+          <w:rFonts w:ascii="Times New Roman" w:eastAsia="Times New Roman" w:hAnsi="Times New Roman" w:cs="Times New Roman"/>
+          <w:i/>
+          <w:sz w:val="24"/>
+          <w:szCs w:val="24"/>
+          <w:lang w:val="en-US"/>
+        </w:rPr>
+        <w:t xml:space="preserve"> </w:t>
+      </w:r>
+      <w:proofErr w:type="spellStart"/>
+      <w:r>
+        <w:rPr>
+          <w:rFonts w:ascii="Times New Roman" w:eastAsia="Times New Roman" w:hAnsi="Times New Roman" w:cs="Times New Roman"/>
+          <w:i/>
+          <w:sz w:val="24"/>
+          <w:szCs w:val="24"/>
+          <w:lang w:val="en-US"/>
+        </w:rPr>
+        <w:t>muammoli</w:t>
+      </w:r>
+      <w:proofErr w:type="spellEnd"/>
+      <w:r>
+        <w:rPr>
+          <w:rFonts w:ascii="Times New Roman" w:eastAsia="Times New Roman" w:hAnsi="Times New Roman" w:cs="Times New Roman"/>
+          <w:i/>
+          <w:sz w:val="24"/>
+          <w:szCs w:val="24"/>
+          <w:lang w:val="en-US"/>
+        </w:rPr>
+        <w:t xml:space="preserve"> </w:t>
+      </w:r>
+      <w:proofErr w:type="spellStart"/>
+      <w:r>
+        <w:rPr>
+          <w:rFonts w:ascii="Times New Roman" w:eastAsia="Times New Roman" w:hAnsi="Times New Roman" w:cs="Times New Roman"/>
+          <w:i/>
+          <w:sz w:val="24"/>
+          <w:szCs w:val="24"/>
+          <w:lang w:val="en-US"/>
+        </w:rPr>
+        <w:t>kreditlarni</w:t>
+      </w:r>
+      <w:proofErr w:type="spellEnd"/>
+      <w:r>
+        <w:rPr>
+          <w:rFonts w:ascii="Times New Roman" w:eastAsia="Times New Roman" w:hAnsi="Times New Roman" w:cs="Times New Roman"/>
+          <w:i/>
+          <w:sz w:val="24"/>
+          <w:szCs w:val="24"/>
+          <w:lang w:val="en-US"/>
+        </w:rPr>
+        <w:t xml:space="preserve"> </w:t>
+      </w:r>
+      <w:proofErr w:type="spellStart"/>
+      <w:r>
+        <w:rPr>
+          <w:rFonts w:ascii="Times New Roman" w:eastAsia="Times New Roman" w:hAnsi="Times New Roman" w:cs="Times New Roman"/>
+          <w:i/>
+          <w:sz w:val="24"/>
+          <w:szCs w:val="24"/>
+          <w:lang w:val="en-US"/>
+        </w:rPr>
+        <w:t>boshqarishning</w:t>
+      </w:r>
+      <w:proofErr w:type="spellEnd"/>
+      <w:r>
+        <w:rPr>
+          <w:rFonts w:ascii="Times New Roman" w:eastAsia="Times New Roman" w:hAnsi="Times New Roman" w:cs="Times New Roman"/>
+          <w:i/>
+          <w:sz w:val="24"/>
+          <w:szCs w:val="24"/>
+          <w:lang w:val="en-US"/>
+        </w:rPr>
+        <w:t xml:space="preserve"> </w:t>
+      </w:r>
+      <w:proofErr w:type="spellStart"/>
+      <w:r>
+        <w:rPr>
+          <w:rFonts w:ascii="Times New Roman" w:eastAsia="Times New Roman" w:hAnsi="Times New Roman" w:cs="Times New Roman"/>
+          <w:i/>
+          <w:sz w:val="24"/>
+          <w:szCs w:val="24"/>
+          <w:lang w:val="en-US"/>
+        </w:rPr>
+        <w:t>institutsional</w:t>
+      </w:r>
+      <w:proofErr w:type="spellEnd"/>
+      <w:r>
+        <w:rPr>
+          <w:rFonts w:ascii="Times New Roman" w:eastAsia="Times New Roman" w:hAnsi="Times New Roman" w:cs="Times New Roman"/>
+          <w:i/>
+          <w:sz w:val="24"/>
+          <w:szCs w:val="24"/>
+          <w:lang w:val="en-US"/>
+        </w:rPr>
+        <w:t xml:space="preserve"> </w:t>
+      </w:r>
+      <w:proofErr w:type="spellStart"/>
+      <w:proofErr w:type="gramStart"/>
+      <w:r>
+        <w:rPr>
+          <w:rFonts w:ascii="Times New Roman" w:eastAsia="Times New Roman" w:hAnsi="Times New Roman" w:cs="Times New Roman"/>
+          <w:i/>
+          <w:sz w:val="24"/>
+          <w:szCs w:val="24"/>
+          <w:lang w:val="en-US"/>
+        </w:rPr>
+        <w:t>va</w:t>
+      </w:r>
+      <w:proofErr w:type="spellEnd"/>
+      <w:proofErr w:type="gramEnd"/>
+      <w:r>
+        <w:rPr>
+          <w:rFonts w:ascii="Times New Roman" w:eastAsia="Times New Roman" w:hAnsi="Times New Roman" w:cs="Times New Roman"/>
+          <w:i/>
+          <w:sz w:val="24"/>
+          <w:szCs w:val="24"/>
+          <w:lang w:val="en-US"/>
+        </w:rPr>
+        <w:t xml:space="preserve"> </w:t>
+      </w:r>
+      <w:proofErr w:type="spellStart"/>
+      <w:r>
+        <w:rPr>
+          <w:rFonts w:ascii="Times New Roman" w:eastAsia="Times New Roman" w:hAnsi="Times New Roman" w:cs="Times New Roman"/>
+          <w:i/>
+          <w:sz w:val="24"/>
+          <w:szCs w:val="24"/>
+          <w:lang w:val="en-US"/>
+        </w:rPr>
+        <w:t>makroiqtisodiy</w:t>
+      </w:r>
+      <w:proofErr w:type="spellEnd"/>
+      <w:r>
+        <w:rPr>
+          <w:rFonts w:ascii="Times New Roman" w:eastAsia="Times New Roman" w:hAnsi="Times New Roman" w:cs="Times New Roman"/>
+          <w:i/>
+          <w:sz w:val="24"/>
+          <w:szCs w:val="24"/>
+          <w:lang w:val="en-US"/>
+        </w:rPr>
+        <w:t xml:space="preserve"> </w:t>
+      </w:r>
+      <w:proofErr w:type="spellStart"/>
+      <w:r>
+        <w:rPr>
+          <w:rFonts w:ascii="Times New Roman" w:eastAsia="Times New Roman" w:hAnsi="Times New Roman" w:cs="Times New Roman"/>
+          <w:i/>
+          <w:sz w:val="24"/>
+          <w:szCs w:val="24"/>
+          <w:lang w:val="en-US"/>
+        </w:rPr>
+        <w:t>jihatlari</w:t>
+      </w:r>
+      <w:proofErr w:type="spellEnd"/>
+      <w:r>
+        <w:rPr>
+          <w:rFonts w:ascii="Times New Roman" w:eastAsia="Times New Roman" w:hAnsi="Times New Roman" w:cs="Times New Roman"/>
+          <w:i/>
+          <w:sz w:val="24"/>
+          <w:szCs w:val="24"/>
+          <w:lang w:val="en-US"/>
+        </w:rPr>
+        <w:t xml:space="preserve"> </w:t>
+      </w:r>
+      <w:proofErr w:type="spellStart"/>
+      <w:r>
+        <w:rPr>
+          <w:rFonts w:ascii="Times New Roman" w:eastAsia="Times New Roman" w:hAnsi="Times New Roman" w:cs="Times New Roman"/>
+          <w:i/>
+          <w:sz w:val="24"/>
+          <w:szCs w:val="24"/>
+          <w:lang w:val="en-US"/>
+        </w:rPr>
+        <w:t>chuqur</w:t>
+      </w:r>
+      <w:proofErr w:type="spellEnd"/>
+      <w:r>
+        <w:rPr>
+          <w:rFonts w:ascii="Times New Roman" w:eastAsia="Times New Roman" w:hAnsi="Times New Roman" w:cs="Times New Roman"/>
+          <w:i/>
+          <w:sz w:val="24"/>
+          <w:szCs w:val="24"/>
+          <w:lang w:val="en-US"/>
+        </w:rPr>
+        <w:t xml:space="preserve"> </w:t>
+      </w:r>
+      <w:proofErr w:type="spellStart"/>
+      <w:r>
+        <w:rPr>
+          <w:rFonts w:ascii="Times New Roman" w:eastAsia="Times New Roman" w:hAnsi="Times New Roman" w:cs="Times New Roman"/>
+          <w:i/>
+          <w:sz w:val="24"/>
+          <w:szCs w:val="24"/>
+          <w:lang w:val="en-US"/>
+        </w:rPr>
+        <w:t>tahlil</w:t>
+      </w:r>
+      <w:proofErr w:type="spellEnd"/>
+      <w:r>
+        <w:rPr>
+          <w:rFonts w:ascii="Times New Roman" w:eastAsia="Times New Roman" w:hAnsi="Times New Roman" w:cs="Times New Roman"/>
+          <w:i/>
+          <w:sz w:val="24"/>
+          <w:szCs w:val="24"/>
+          <w:lang w:val="en-US"/>
+        </w:rPr>
+        <w:t xml:space="preserve"> </w:t>
+      </w:r>
+      <w:proofErr w:type="spellStart"/>
+      <w:r>
+        <w:rPr>
+          <w:rFonts w:ascii="Times New Roman" w:eastAsia="Times New Roman" w:hAnsi="Times New Roman" w:cs="Times New Roman"/>
+          <w:i/>
+          <w:sz w:val="24"/>
+          <w:szCs w:val="24"/>
+          <w:lang w:val="en-US"/>
+        </w:rPr>
+        <w:t>qilingan</w:t>
+      </w:r>
+      <w:proofErr w:type="spellEnd"/>
+      <w:r>
+        <w:rPr>
+          <w:rFonts w:ascii="Times New Roman" w:eastAsia="Times New Roman" w:hAnsi="Times New Roman" w:cs="Times New Roman"/>
+          <w:i/>
+          <w:sz w:val="24"/>
+          <w:szCs w:val="24"/>
+          <w:lang w:val="en-US"/>
+        </w:rPr>
+        <w:t xml:space="preserve">. </w:t>
+      </w:r>
+      <w:proofErr w:type="spellStart"/>
+      <w:r>
+        <w:rPr>
+          <w:rFonts w:ascii="Times New Roman" w:eastAsia="Times New Roman" w:hAnsi="Times New Roman" w:cs="Times New Roman"/>
+          <w:i/>
+          <w:sz w:val="24"/>
+          <w:szCs w:val="24"/>
+          <w:lang w:val="en-US"/>
+        </w:rPr>
+        <w:t>Xususan</w:t>
+      </w:r>
+      <w:proofErr w:type="spellEnd"/>
+      <w:r>
+        <w:rPr>
+          <w:rFonts w:ascii="Times New Roman" w:eastAsia="Times New Roman" w:hAnsi="Times New Roman" w:cs="Times New Roman"/>
+          <w:i/>
+          <w:sz w:val="24"/>
+          <w:szCs w:val="24"/>
+          <w:lang w:val="en-US"/>
+        </w:rPr>
+        <w:t xml:space="preserve">, </w:t>
+      </w:r>
+      <w:proofErr w:type="spellStart"/>
+      <w:r>
+        <w:rPr>
+          <w:rFonts w:ascii="Times New Roman" w:eastAsia="Times New Roman" w:hAnsi="Times New Roman" w:cs="Times New Roman"/>
+          <w:i/>
+          <w:sz w:val="24"/>
+          <w:szCs w:val="24"/>
+          <w:lang w:val="en-US"/>
+        </w:rPr>
+        <w:t>muammoli</w:t>
+      </w:r>
+      <w:proofErr w:type="spellEnd"/>
+      <w:r>
+        <w:rPr>
+          <w:rFonts w:ascii="Times New Roman" w:eastAsia="Times New Roman" w:hAnsi="Times New Roman" w:cs="Times New Roman"/>
+          <w:i/>
+          <w:sz w:val="24"/>
+          <w:szCs w:val="24"/>
+          <w:lang w:val="en-US"/>
+        </w:rPr>
+        <w:t xml:space="preserve"> </w:t>
+      </w:r>
+      <w:proofErr w:type="spellStart"/>
+      <w:r>
+        <w:rPr>
+          <w:rFonts w:ascii="Times New Roman" w:eastAsia="Times New Roman" w:hAnsi="Times New Roman" w:cs="Times New Roman"/>
+          <w:i/>
+          <w:sz w:val="24"/>
+          <w:szCs w:val="24"/>
+          <w:lang w:val="en-US"/>
+        </w:rPr>
+        <w:t>kreditlarning</w:t>
+      </w:r>
+      <w:proofErr w:type="spellEnd"/>
+      <w:r>
+        <w:rPr>
+          <w:rFonts w:ascii="Times New Roman" w:eastAsia="Times New Roman" w:hAnsi="Times New Roman" w:cs="Times New Roman"/>
+          <w:i/>
+          <w:sz w:val="24"/>
+          <w:szCs w:val="24"/>
+          <w:lang w:val="en-US"/>
+        </w:rPr>
+        <w:t xml:space="preserve"> </w:t>
+      </w:r>
+      <w:proofErr w:type="spellStart"/>
+      <w:r>
+        <w:rPr>
+          <w:rFonts w:ascii="Times New Roman" w:eastAsia="Times New Roman" w:hAnsi="Times New Roman" w:cs="Times New Roman"/>
+          <w:i/>
+          <w:sz w:val="24"/>
+          <w:szCs w:val="24"/>
+          <w:lang w:val="en-US"/>
+        </w:rPr>
+        <w:t>shakllanishiga</w:t>
+      </w:r>
+      <w:proofErr w:type="spellEnd"/>
+      <w:r>
+        <w:rPr>
+          <w:rFonts w:ascii="Times New Roman" w:eastAsia="Times New Roman" w:hAnsi="Times New Roman" w:cs="Times New Roman"/>
+          <w:i/>
+          <w:sz w:val="24"/>
+          <w:szCs w:val="24"/>
+          <w:lang w:val="en-US"/>
+        </w:rPr>
+        <w:t xml:space="preserve"> </w:t>
+      </w:r>
+      <w:proofErr w:type="spellStart"/>
+      <w:r>
+        <w:rPr>
+          <w:rFonts w:ascii="Times New Roman" w:eastAsia="Times New Roman" w:hAnsi="Times New Roman" w:cs="Times New Roman"/>
+          <w:i/>
+          <w:sz w:val="24"/>
+          <w:szCs w:val="24"/>
+          <w:lang w:val="en-US"/>
+        </w:rPr>
+        <w:t>ta’sir</w:t>
+      </w:r>
+      <w:proofErr w:type="spellEnd"/>
+      <w:r>
+        <w:rPr>
+          <w:rFonts w:ascii="Times New Roman" w:eastAsia="Times New Roman" w:hAnsi="Times New Roman" w:cs="Times New Roman"/>
+          <w:i/>
+          <w:sz w:val="24"/>
+          <w:szCs w:val="24"/>
+          <w:lang w:val="en-US"/>
+        </w:rPr>
+        <w:t xml:space="preserve"> </w:t>
+      </w:r>
+      <w:proofErr w:type="spellStart"/>
+      <w:r>
+        <w:rPr>
+          <w:rFonts w:ascii="Times New Roman" w:eastAsia="Times New Roman" w:hAnsi="Times New Roman" w:cs="Times New Roman"/>
+          <w:i/>
+          <w:sz w:val="24"/>
+          <w:szCs w:val="24"/>
+          <w:lang w:val="en-US"/>
+        </w:rPr>
+        <w:t>etuvchi</w:t>
+      </w:r>
+      <w:proofErr w:type="spellEnd"/>
+      <w:r>
+        <w:rPr>
+          <w:rFonts w:ascii="Times New Roman" w:eastAsia="Times New Roman" w:hAnsi="Times New Roman" w:cs="Times New Roman"/>
+          <w:i/>
+          <w:sz w:val="24"/>
+          <w:szCs w:val="24"/>
+          <w:lang w:val="en-US"/>
+        </w:rPr>
+        <w:t xml:space="preserve"> </w:t>
+      </w:r>
+      <w:proofErr w:type="spellStart"/>
+      <w:r>
+        <w:rPr>
+          <w:rFonts w:ascii="Times New Roman" w:eastAsia="Times New Roman" w:hAnsi="Times New Roman" w:cs="Times New Roman"/>
+          <w:i/>
+          <w:sz w:val="24"/>
+          <w:szCs w:val="24"/>
+          <w:lang w:val="en-US"/>
+        </w:rPr>
+        <w:t>omillar</w:t>
+      </w:r>
+      <w:proofErr w:type="spellEnd"/>
+      <w:r>
+        <w:rPr>
+          <w:rFonts w:ascii="Times New Roman" w:eastAsia="Times New Roman" w:hAnsi="Times New Roman" w:cs="Times New Roman"/>
+          <w:i/>
+          <w:sz w:val="24"/>
+          <w:szCs w:val="24"/>
+          <w:lang w:val="en-US"/>
+        </w:rPr>
+        <w:t xml:space="preserve">, </w:t>
+      </w:r>
+      <w:proofErr w:type="spellStart"/>
+      <w:r>
+        <w:rPr>
+          <w:rFonts w:ascii="Times New Roman" w:eastAsia="Times New Roman" w:hAnsi="Times New Roman" w:cs="Times New Roman"/>
+          <w:i/>
+          <w:sz w:val="24"/>
+          <w:szCs w:val="24"/>
+          <w:lang w:val="en-US"/>
+        </w:rPr>
+        <w:t>ularning</w:t>
+      </w:r>
+      <w:proofErr w:type="spellEnd"/>
+      <w:r>
+        <w:rPr>
+          <w:rFonts w:ascii="Times New Roman" w:eastAsia="Times New Roman" w:hAnsi="Times New Roman" w:cs="Times New Roman"/>
+          <w:i/>
+          <w:sz w:val="24"/>
+          <w:szCs w:val="24"/>
+          <w:lang w:val="en-US"/>
+        </w:rPr>
+        <w:t xml:space="preserve"> bank </w:t>
+      </w:r>
+      <w:proofErr w:type="spellStart"/>
+      <w:r>
+        <w:rPr>
+          <w:rFonts w:ascii="Times New Roman" w:eastAsia="Times New Roman" w:hAnsi="Times New Roman" w:cs="Times New Roman"/>
+          <w:i/>
+          <w:sz w:val="24"/>
+          <w:szCs w:val="24"/>
+          <w:lang w:val="en-US"/>
+        </w:rPr>
+        <w:t>tizimi</w:t>
+      </w:r>
+      <w:proofErr w:type="spellEnd"/>
+      <w:r>
+        <w:rPr>
+          <w:rFonts w:ascii="Times New Roman" w:eastAsia="Times New Roman" w:hAnsi="Times New Roman" w:cs="Times New Roman"/>
+          <w:i/>
+          <w:sz w:val="24"/>
+          <w:szCs w:val="24"/>
+          <w:lang w:val="en-US"/>
+        </w:rPr>
+        <w:t xml:space="preserve"> </w:t>
+      </w:r>
+      <w:proofErr w:type="spellStart"/>
+      <w:r>
+        <w:rPr>
+          <w:rFonts w:ascii="Times New Roman" w:eastAsia="Times New Roman" w:hAnsi="Times New Roman" w:cs="Times New Roman"/>
+          <w:i/>
+          <w:sz w:val="24"/>
+          <w:szCs w:val="24"/>
+          <w:lang w:val="en-US"/>
+        </w:rPr>
+        <w:t>barqarorligi</w:t>
+      </w:r>
+      <w:proofErr w:type="spellEnd"/>
+      <w:r>
+        <w:rPr>
+          <w:rFonts w:ascii="Times New Roman" w:eastAsia="Times New Roman" w:hAnsi="Times New Roman" w:cs="Times New Roman"/>
+          <w:i/>
+          <w:sz w:val="24"/>
+          <w:szCs w:val="24"/>
+          <w:lang w:val="en-US"/>
+        </w:rPr>
+        <w:t xml:space="preserve">, </w:t>
+      </w:r>
+      <w:proofErr w:type="spellStart"/>
+      <w:r>
+        <w:rPr>
+          <w:rFonts w:ascii="Times New Roman" w:eastAsia="Times New Roman" w:hAnsi="Times New Roman" w:cs="Times New Roman"/>
+          <w:i/>
+          <w:sz w:val="24"/>
+          <w:szCs w:val="24"/>
+          <w:lang w:val="en-US"/>
+        </w:rPr>
+        <w:t>likvidligi</w:t>
+      </w:r>
+      <w:proofErr w:type="spellEnd"/>
+      <w:r>
+        <w:rPr>
+          <w:rFonts w:ascii="Times New Roman" w:eastAsia="Times New Roman" w:hAnsi="Times New Roman" w:cs="Times New Roman"/>
+          <w:i/>
+          <w:sz w:val="24"/>
+          <w:szCs w:val="24"/>
+          <w:lang w:val="en-US"/>
+        </w:rPr>
+        <w:t xml:space="preserve"> </w:t>
+      </w:r>
+      <w:proofErr w:type="spellStart"/>
+      <w:proofErr w:type="gramStart"/>
+      <w:r>
+        <w:rPr>
+          <w:rFonts w:ascii="Times New Roman" w:eastAsia="Times New Roman" w:hAnsi="Times New Roman" w:cs="Times New Roman"/>
+          <w:i/>
+          <w:sz w:val="24"/>
+          <w:szCs w:val="24"/>
+          <w:lang w:val="en-US"/>
+        </w:rPr>
+        <w:t>va</w:t>
+      </w:r>
+      <w:proofErr w:type="spellEnd"/>
+      <w:proofErr w:type="gramEnd"/>
+      <w:r>
+        <w:rPr>
+          <w:rFonts w:ascii="Times New Roman" w:eastAsia="Times New Roman" w:hAnsi="Times New Roman" w:cs="Times New Roman"/>
+          <w:i/>
+          <w:sz w:val="24"/>
+          <w:szCs w:val="24"/>
+          <w:lang w:val="en-US"/>
+        </w:rPr>
+        <w:t xml:space="preserve"> </w:t>
+      </w:r>
+      <w:proofErr w:type="spellStart"/>
+      <w:r>
+        <w:rPr>
+          <w:rFonts w:ascii="Times New Roman" w:eastAsia="Times New Roman" w:hAnsi="Times New Roman" w:cs="Times New Roman"/>
+          <w:i/>
+          <w:sz w:val="24"/>
+          <w:szCs w:val="24"/>
+          <w:lang w:val="en-US"/>
+        </w:rPr>
+        <w:t>moliyaviy</w:t>
+      </w:r>
+      <w:proofErr w:type="spellEnd"/>
+      <w:r>
+        <w:rPr>
+          <w:rFonts w:ascii="Times New Roman" w:eastAsia="Times New Roman" w:hAnsi="Times New Roman" w:cs="Times New Roman"/>
+          <w:i/>
+          <w:sz w:val="24"/>
+          <w:szCs w:val="24"/>
+          <w:lang w:val="en-US"/>
+        </w:rPr>
+        <w:t xml:space="preserve"> </w:t>
+      </w:r>
+      <w:proofErr w:type="spellStart"/>
+      <w:r>
+        <w:rPr>
+          <w:rFonts w:ascii="Times New Roman" w:eastAsia="Times New Roman" w:hAnsi="Times New Roman" w:cs="Times New Roman"/>
+          <w:i/>
+          <w:sz w:val="24"/>
+          <w:szCs w:val="24"/>
+          <w:lang w:val="en-US"/>
+        </w:rPr>
+        <w:t>natijalariga</w:t>
+      </w:r>
+      <w:proofErr w:type="spellEnd"/>
+      <w:r>
+        <w:rPr>
+          <w:rFonts w:ascii="Times New Roman" w:eastAsia="Times New Roman" w:hAnsi="Times New Roman" w:cs="Times New Roman"/>
+          <w:i/>
+          <w:sz w:val="24"/>
+          <w:szCs w:val="24"/>
+          <w:lang w:val="en-US"/>
+        </w:rPr>
+        <w:t xml:space="preserve"> </w:t>
+      </w:r>
+      <w:proofErr w:type="spellStart"/>
+      <w:r>
+        <w:rPr>
+          <w:rFonts w:ascii="Times New Roman" w:eastAsia="Times New Roman" w:hAnsi="Times New Roman" w:cs="Times New Roman"/>
+          <w:i/>
+          <w:sz w:val="24"/>
+          <w:szCs w:val="24"/>
+          <w:lang w:val="en-US"/>
+        </w:rPr>
+        <w:t>ko‘rsatadigan</w:t>
+      </w:r>
+      <w:proofErr w:type="spellEnd"/>
+      <w:r>
+        <w:rPr>
+          <w:rFonts w:ascii="Times New Roman" w:eastAsia="Times New Roman" w:hAnsi="Times New Roman" w:cs="Times New Roman"/>
+          <w:i/>
+          <w:sz w:val="24"/>
+          <w:szCs w:val="24"/>
+          <w:lang w:val="en-US"/>
+        </w:rPr>
+        <w:t xml:space="preserve"> </w:t>
+      </w:r>
+      <w:proofErr w:type="spellStart"/>
+      <w:r>
+        <w:rPr>
+          <w:rFonts w:ascii="Times New Roman" w:eastAsia="Times New Roman" w:hAnsi="Times New Roman" w:cs="Times New Roman"/>
+          <w:i/>
+          <w:sz w:val="24"/>
+          <w:szCs w:val="24"/>
+          <w:lang w:val="en-US"/>
+        </w:rPr>
+        <w:t>ta’siri</w:t>
+      </w:r>
+      <w:proofErr w:type="spellEnd"/>
+      <w:r>
+        <w:rPr>
+          <w:rFonts w:ascii="Times New Roman" w:eastAsia="Times New Roman" w:hAnsi="Times New Roman" w:cs="Times New Roman"/>
+          <w:i/>
+          <w:sz w:val="24"/>
+          <w:szCs w:val="24"/>
+          <w:lang w:val="en-US"/>
+        </w:rPr>
+        <w:t xml:space="preserve"> </w:t>
+      </w:r>
+      <w:proofErr w:type="spellStart"/>
+      <w:r>
+        <w:rPr>
+          <w:rFonts w:ascii="Times New Roman" w:eastAsia="Times New Roman" w:hAnsi="Times New Roman" w:cs="Times New Roman"/>
+          <w:i/>
+          <w:sz w:val="24"/>
+          <w:szCs w:val="24"/>
+          <w:lang w:val="en-US"/>
+        </w:rPr>
+        <w:t>o‘rganilgan</w:t>
+      </w:r>
+      <w:proofErr w:type="spellEnd"/>
+      <w:r>
+        <w:rPr>
+          <w:rFonts w:ascii="Times New Roman" w:eastAsia="Times New Roman" w:hAnsi="Times New Roman" w:cs="Times New Roman"/>
+          <w:i/>
+          <w:sz w:val="24"/>
+          <w:szCs w:val="24"/>
+          <w:lang w:val="en-US"/>
+        </w:rPr>
+        <w:t xml:space="preserve">. </w:t>
+      </w:r>
+      <w:proofErr w:type="spellStart"/>
+      <w:r>
+        <w:rPr>
+          <w:rFonts w:ascii="Times New Roman" w:eastAsia="Times New Roman" w:hAnsi="Times New Roman" w:cs="Times New Roman"/>
+          <w:i/>
+          <w:sz w:val="24"/>
+          <w:szCs w:val="24"/>
+          <w:lang w:val="en-US"/>
+        </w:rPr>
+        <w:t>Tadqiqot</w:t>
+      </w:r>
+      <w:proofErr w:type="spellEnd"/>
+      <w:r>
+        <w:rPr>
+          <w:rFonts w:ascii="Times New Roman" w:eastAsia="Times New Roman" w:hAnsi="Times New Roman" w:cs="Times New Roman"/>
+          <w:i/>
+          <w:sz w:val="24"/>
+          <w:szCs w:val="24"/>
+          <w:lang w:val="en-US"/>
+        </w:rPr>
+        <w:t xml:space="preserve"> </w:t>
+      </w:r>
+      <w:proofErr w:type="spellStart"/>
+      <w:r>
+        <w:rPr>
+          <w:rFonts w:ascii="Times New Roman" w:eastAsia="Times New Roman" w:hAnsi="Times New Roman" w:cs="Times New Roman"/>
+          <w:i/>
+          <w:sz w:val="24"/>
+          <w:szCs w:val="24"/>
+          <w:lang w:val="en-US"/>
+        </w:rPr>
+        <w:t>davomida</w:t>
+      </w:r>
+      <w:proofErr w:type="spellEnd"/>
+      <w:r>
+        <w:rPr>
+          <w:rFonts w:ascii="Times New Roman" w:eastAsia="Times New Roman" w:hAnsi="Times New Roman" w:cs="Times New Roman"/>
+          <w:i/>
+          <w:sz w:val="24"/>
+          <w:szCs w:val="24"/>
+          <w:lang w:val="en-US"/>
+        </w:rPr>
+        <w:t xml:space="preserve"> </w:t>
+      </w:r>
+      <w:proofErr w:type="spellStart"/>
+      <w:r>
+        <w:rPr>
+          <w:rFonts w:ascii="Times New Roman" w:eastAsia="Times New Roman" w:hAnsi="Times New Roman" w:cs="Times New Roman"/>
+          <w:i/>
+          <w:sz w:val="24"/>
+          <w:szCs w:val="24"/>
+          <w:lang w:val="en-US"/>
+        </w:rPr>
+        <w:t>muammoli</w:t>
+      </w:r>
+      <w:proofErr w:type="spellEnd"/>
+      <w:r>
+        <w:rPr>
+          <w:rFonts w:ascii="Times New Roman" w:eastAsia="Times New Roman" w:hAnsi="Times New Roman" w:cs="Times New Roman"/>
+          <w:i/>
+          <w:sz w:val="24"/>
+          <w:szCs w:val="24"/>
+          <w:lang w:val="en-US"/>
+        </w:rPr>
+        <w:t xml:space="preserve"> </w:t>
+      </w:r>
+      <w:proofErr w:type="spellStart"/>
+      <w:r>
+        <w:rPr>
+          <w:rFonts w:ascii="Times New Roman" w:eastAsia="Times New Roman" w:hAnsi="Times New Roman" w:cs="Times New Roman"/>
+          <w:i/>
+          <w:sz w:val="24"/>
+          <w:szCs w:val="24"/>
+          <w:lang w:val="en-US"/>
+        </w:rPr>
+        <w:t>kreditlar</w:t>
+      </w:r>
+      <w:proofErr w:type="spellEnd"/>
+      <w:r>
+        <w:rPr>
+          <w:rFonts w:ascii="Times New Roman" w:eastAsia="Times New Roman" w:hAnsi="Times New Roman" w:cs="Times New Roman"/>
+          <w:i/>
+          <w:sz w:val="24"/>
+          <w:szCs w:val="24"/>
+          <w:lang w:val="en-US"/>
+        </w:rPr>
+        <w:t xml:space="preserve"> </w:t>
+      </w:r>
+      <w:proofErr w:type="spellStart"/>
+      <w:r>
+        <w:rPr>
+          <w:rFonts w:ascii="Times New Roman" w:eastAsia="Times New Roman" w:hAnsi="Times New Roman" w:cs="Times New Roman"/>
+          <w:i/>
+          <w:sz w:val="24"/>
+          <w:szCs w:val="24"/>
+          <w:lang w:val="en-US"/>
+        </w:rPr>
+        <w:t>darajasining</w:t>
+      </w:r>
+      <w:proofErr w:type="spellEnd"/>
+      <w:r>
+        <w:rPr>
+          <w:rFonts w:ascii="Times New Roman" w:eastAsia="Times New Roman" w:hAnsi="Times New Roman" w:cs="Times New Roman"/>
+          <w:i/>
+          <w:sz w:val="24"/>
+          <w:szCs w:val="24"/>
+          <w:lang w:val="en-US"/>
+        </w:rPr>
+        <w:t xml:space="preserve"> </w:t>
+      </w:r>
+      <w:proofErr w:type="spellStart"/>
+      <w:r>
+        <w:rPr>
+          <w:rFonts w:ascii="Times New Roman" w:eastAsia="Times New Roman" w:hAnsi="Times New Roman" w:cs="Times New Roman"/>
+          <w:i/>
+          <w:sz w:val="24"/>
+          <w:szCs w:val="24"/>
+          <w:lang w:val="en-US"/>
+        </w:rPr>
+        <w:t>ortishi</w:t>
+      </w:r>
+      <w:proofErr w:type="spellEnd"/>
+      <w:r>
+        <w:rPr>
+          <w:rFonts w:ascii="Times New Roman" w:eastAsia="Times New Roman" w:hAnsi="Times New Roman" w:cs="Times New Roman"/>
+          <w:i/>
+          <w:sz w:val="24"/>
+          <w:szCs w:val="24"/>
+          <w:lang w:val="en-US"/>
+        </w:rPr>
+        <w:t xml:space="preserve"> </w:t>
+      </w:r>
+      <w:proofErr w:type="spellStart"/>
+      <w:r>
+        <w:rPr>
+          <w:rFonts w:ascii="Times New Roman" w:eastAsia="Times New Roman" w:hAnsi="Times New Roman" w:cs="Times New Roman"/>
+          <w:i/>
+          <w:sz w:val="24"/>
+          <w:szCs w:val="24"/>
+          <w:lang w:val="en-US"/>
+        </w:rPr>
+        <w:t>banklarning</w:t>
+      </w:r>
+      <w:proofErr w:type="spellEnd"/>
+      <w:r>
+        <w:rPr>
+          <w:rFonts w:ascii="Times New Roman" w:eastAsia="Times New Roman" w:hAnsi="Times New Roman" w:cs="Times New Roman"/>
+          <w:i/>
+          <w:sz w:val="24"/>
+          <w:szCs w:val="24"/>
+          <w:lang w:val="en-US"/>
+        </w:rPr>
+        <w:t xml:space="preserve"> </w:t>
+      </w:r>
+      <w:proofErr w:type="spellStart"/>
+      <w:r>
+        <w:rPr>
+          <w:rFonts w:ascii="Times New Roman" w:eastAsia="Times New Roman" w:hAnsi="Times New Roman" w:cs="Times New Roman"/>
+          <w:i/>
+          <w:sz w:val="24"/>
+          <w:szCs w:val="24"/>
+          <w:lang w:val="en-US"/>
+        </w:rPr>
+        <w:t>kapital</w:t>
+      </w:r>
+      <w:proofErr w:type="spellEnd"/>
+      <w:r>
+        <w:rPr>
+          <w:rFonts w:ascii="Times New Roman" w:eastAsia="Times New Roman" w:hAnsi="Times New Roman" w:cs="Times New Roman"/>
+          <w:i/>
+          <w:sz w:val="24"/>
+          <w:szCs w:val="24"/>
+          <w:lang w:val="en-US"/>
+        </w:rPr>
+        <w:t xml:space="preserve"> </w:t>
+      </w:r>
+      <w:proofErr w:type="spellStart"/>
+      <w:r>
+        <w:rPr>
+          <w:rFonts w:ascii="Times New Roman" w:eastAsia="Times New Roman" w:hAnsi="Times New Roman" w:cs="Times New Roman"/>
+          <w:i/>
+          <w:sz w:val="24"/>
+          <w:szCs w:val="24"/>
+          <w:lang w:val="en-US"/>
+        </w:rPr>
+        <w:t>yetarliligi</w:t>
+      </w:r>
+      <w:proofErr w:type="spellEnd"/>
+      <w:r>
+        <w:rPr>
+          <w:rFonts w:ascii="Times New Roman" w:eastAsia="Times New Roman" w:hAnsi="Times New Roman" w:cs="Times New Roman"/>
+          <w:i/>
+          <w:sz w:val="24"/>
+          <w:szCs w:val="24"/>
+          <w:lang w:val="en-US"/>
+        </w:rPr>
+        <w:t xml:space="preserve"> </w:t>
+      </w:r>
+      <w:proofErr w:type="spellStart"/>
+      <w:proofErr w:type="gramStart"/>
+      <w:r>
+        <w:rPr>
+          <w:rFonts w:ascii="Times New Roman" w:eastAsia="Times New Roman" w:hAnsi="Times New Roman" w:cs="Times New Roman"/>
+          <w:i/>
+          <w:sz w:val="24"/>
+          <w:szCs w:val="24"/>
+          <w:lang w:val="en-US"/>
+        </w:rPr>
+        <w:t>va</w:t>
+      </w:r>
+      <w:proofErr w:type="spellEnd"/>
+      <w:proofErr w:type="gramEnd"/>
+      <w:r>
+        <w:rPr>
+          <w:rFonts w:ascii="Times New Roman" w:eastAsia="Times New Roman" w:hAnsi="Times New Roman" w:cs="Times New Roman"/>
+          <w:i/>
+          <w:sz w:val="24"/>
+          <w:szCs w:val="24"/>
+          <w:lang w:val="en-US"/>
+        </w:rPr>
+        <w:t xml:space="preserve"> </w:t>
+      </w:r>
+      <w:proofErr w:type="spellStart"/>
+      <w:r>
+        <w:rPr>
+          <w:rFonts w:ascii="Times New Roman" w:eastAsia="Times New Roman" w:hAnsi="Times New Roman" w:cs="Times New Roman"/>
+          <w:i/>
+          <w:sz w:val="24"/>
+          <w:szCs w:val="24"/>
+          <w:lang w:val="en-US"/>
+        </w:rPr>
+        <w:t>rentabelligiga</w:t>
+      </w:r>
+      <w:proofErr w:type="spellEnd"/>
+      <w:r>
+        <w:rPr>
+          <w:rFonts w:ascii="Times New Roman" w:eastAsia="Times New Roman" w:hAnsi="Times New Roman" w:cs="Times New Roman"/>
+          <w:i/>
+          <w:sz w:val="24"/>
+          <w:szCs w:val="24"/>
+          <w:lang w:val="en-US"/>
+        </w:rPr>
+        <w:t xml:space="preserve"> </w:t>
+      </w:r>
+      <w:proofErr w:type="spellStart"/>
+      <w:r>
+        <w:rPr>
+          <w:rFonts w:ascii="Times New Roman" w:eastAsia="Times New Roman" w:hAnsi="Times New Roman" w:cs="Times New Roman"/>
+          <w:i/>
+          <w:sz w:val="24"/>
+          <w:szCs w:val="24"/>
+          <w:lang w:val="en-US"/>
+        </w:rPr>
+        <w:t>salbiy</w:t>
+      </w:r>
+      <w:proofErr w:type="spellEnd"/>
+      <w:r>
+        <w:rPr>
+          <w:rFonts w:ascii="Times New Roman" w:eastAsia="Times New Roman" w:hAnsi="Times New Roman" w:cs="Times New Roman"/>
+          <w:i/>
+          <w:sz w:val="24"/>
+          <w:szCs w:val="24"/>
+          <w:lang w:val="en-US"/>
+        </w:rPr>
+        <w:t xml:space="preserve"> </w:t>
+      </w:r>
+      <w:proofErr w:type="spellStart"/>
+      <w:r>
+        <w:rPr>
+          <w:rFonts w:ascii="Times New Roman" w:eastAsia="Times New Roman" w:hAnsi="Times New Roman" w:cs="Times New Roman"/>
+          <w:i/>
+          <w:sz w:val="24"/>
+          <w:szCs w:val="24"/>
+          <w:lang w:val="en-US"/>
+        </w:rPr>
+        <w:t>ta’sir</w:t>
+      </w:r>
+      <w:proofErr w:type="spellEnd"/>
+      <w:r>
+        <w:rPr>
+          <w:rFonts w:ascii="Times New Roman" w:eastAsia="Times New Roman" w:hAnsi="Times New Roman" w:cs="Times New Roman"/>
+          <w:i/>
+          <w:sz w:val="24"/>
+          <w:szCs w:val="24"/>
+          <w:lang w:val="en-US"/>
+        </w:rPr>
+        <w:t xml:space="preserve"> </w:t>
+      </w:r>
+      <w:proofErr w:type="spellStart"/>
+      <w:r>
+        <w:rPr>
+          <w:rFonts w:ascii="Times New Roman" w:eastAsia="Times New Roman" w:hAnsi="Times New Roman" w:cs="Times New Roman"/>
+          <w:i/>
+          <w:sz w:val="24"/>
+          <w:szCs w:val="24"/>
+          <w:lang w:val="en-US"/>
+        </w:rPr>
+        <w:t>ko‘rsatishi</w:t>
+      </w:r>
+      <w:proofErr w:type="spellEnd"/>
+      <w:r>
+        <w:rPr>
+          <w:rFonts w:ascii="Times New Roman" w:eastAsia="Times New Roman" w:hAnsi="Times New Roman" w:cs="Times New Roman"/>
+          <w:i/>
+          <w:sz w:val="24"/>
+          <w:szCs w:val="24"/>
+          <w:lang w:val="en-US"/>
+        </w:rPr>
+        <w:t xml:space="preserve">, </w:t>
+      </w:r>
+      <w:proofErr w:type="spellStart"/>
+      <w:r>
+        <w:rPr>
+          <w:rFonts w:ascii="Times New Roman" w:eastAsia="Times New Roman" w:hAnsi="Times New Roman" w:cs="Times New Roman"/>
+          <w:i/>
+          <w:sz w:val="24"/>
+          <w:szCs w:val="24"/>
+          <w:lang w:val="en-US"/>
+        </w:rPr>
+        <w:t>shuningdek</w:t>
+      </w:r>
+      <w:proofErr w:type="spellEnd"/>
+      <w:r>
+        <w:rPr>
+          <w:rFonts w:ascii="Times New Roman" w:eastAsia="Times New Roman" w:hAnsi="Times New Roman" w:cs="Times New Roman"/>
+          <w:i/>
+          <w:sz w:val="24"/>
+          <w:szCs w:val="24"/>
+          <w:lang w:val="en-US"/>
+        </w:rPr>
+        <w:t xml:space="preserve">, </w:t>
+      </w:r>
+      <w:proofErr w:type="spellStart"/>
+      <w:r>
+        <w:rPr>
+          <w:rFonts w:ascii="Times New Roman" w:eastAsia="Times New Roman" w:hAnsi="Times New Roman" w:cs="Times New Roman"/>
+          <w:i/>
+          <w:sz w:val="24"/>
+          <w:szCs w:val="24"/>
+          <w:lang w:val="en-US"/>
+        </w:rPr>
+        <w:t>moliyaviy</w:t>
+      </w:r>
+      <w:proofErr w:type="spellEnd"/>
+      <w:r>
+        <w:rPr>
+          <w:rFonts w:ascii="Times New Roman" w:eastAsia="Times New Roman" w:hAnsi="Times New Roman" w:cs="Times New Roman"/>
+          <w:i/>
+          <w:sz w:val="24"/>
+          <w:szCs w:val="24"/>
+          <w:lang w:val="en-US"/>
+        </w:rPr>
+        <w:t xml:space="preserve"> </w:t>
+      </w:r>
+      <w:proofErr w:type="spellStart"/>
+      <w:r>
+        <w:rPr>
+          <w:rFonts w:ascii="Times New Roman" w:eastAsia="Times New Roman" w:hAnsi="Times New Roman" w:cs="Times New Roman"/>
+          <w:i/>
+          <w:sz w:val="24"/>
+          <w:szCs w:val="24"/>
+          <w:lang w:val="en-US"/>
+        </w:rPr>
+        <w:t>tizim</w:t>
+      </w:r>
+      <w:proofErr w:type="spellEnd"/>
+      <w:r>
+        <w:rPr>
+          <w:rFonts w:ascii="Times New Roman" w:eastAsia="Times New Roman" w:hAnsi="Times New Roman" w:cs="Times New Roman"/>
+          <w:i/>
+          <w:sz w:val="24"/>
+          <w:szCs w:val="24"/>
+          <w:lang w:val="en-US"/>
+        </w:rPr>
+        <w:t xml:space="preserve"> </w:t>
+      </w:r>
+      <w:proofErr w:type="spellStart"/>
+      <w:r>
+        <w:rPr>
+          <w:rFonts w:ascii="Times New Roman" w:eastAsia="Times New Roman" w:hAnsi="Times New Roman" w:cs="Times New Roman"/>
+          <w:i/>
+          <w:sz w:val="24"/>
+          <w:szCs w:val="24"/>
+          <w:lang w:val="en-US"/>
+        </w:rPr>
+        <w:t>barqarorligiga</w:t>
+      </w:r>
+      <w:proofErr w:type="spellEnd"/>
+      <w:r>
+        <w:rPr>
+          <w:rFonts w:ascii="Times New Roman" w:eastAsia="Times New Roman" w:hAnsi="Times New Roman" w:cs="Times New Roman"/>
+          <w:i/>
+          <w:sz w:val="24"/>
+          <w:szCs w:val="24"/>
+          <w:lang w:val="en-US"/>
+        </w:rPr>
+        <w:t xml:space="preserve"> </w:t>
+      </w:r>
+      <w:proofErr w:type="spellStart"/>
+      <w:r>
+        <w:rPr>
+          <w:rFonts w:ascii="Times New Roman" w:eastAsia="Times New Roman" w:hAnsi="Times New Roman" w:cs="Times New Roman"/>
+          <w:i/>
+          <w:sz w:val="24"/>
+          <w:szCs w:val="24"/>
+          <w:lang w:val="en-US"/>
+        </w:rPr>
+        <w:t>tahdid</w:t>
+      </w:r>
+      <w:proofErr w:type="spellEnd"/>
+      <w:r>
+        <w:rPr>
+          <w:rFonts w:ascii="Times New Roman" w:eastAsia="Times New Roman" w:hAnsi="Times New Roman" w:cs="Times New Roman"/>
+          <w:i/>
+          <w:sz w:val="24"/>
+          <w:szCs w:val="24"/>
+          <w:lang w:val="en-US"/>
+        </w:rPr>
+        <w:t xml:space="preserve"> </w:t>
+      </w:r>
+      <w:proofErr w:type="spellStart"/>
+      <w:r>
+        <w:rPr>
+          <w:rFonts w:ascii="Times New Roman" w:eastAsia="Times New Roman" w:hAnsi="Times New Roman" w:cs="Times New Roman"/>
+          <w:i/>
+          <w:sz w:val="24"/>
+          <w:szCs w:val="24"/>
+          <w:lang w:val="en-US"/>
+        </w:rPr>
+        <w:t>solishi</w:t>
+      </w:r>
+      <w:proofErr w:type="spellEnd"/>
+      <w:r>
+        <w:rPr>
+          <w:rFonts w:ascii="Times New Roman" w:eastAsia="Times New Roman" w:hAnsi="Times New Roman" w:cs="Times New Roman"/>
+          <w:i/>
+          <w:sz w:val="24"/>
+          <w:szCs w:val="24"/>
+          <w:lang w:val="en-US"/>
+        </w:rPr>
+        <w:t xml:space="preserve"> </w:t>
+      </w:r>
+      <w:proofErr w:type="spellStart"/>
+      <w:r>
+        <w:rPr>
+          <w:rFonts w:ascii="Times New Roman" w:eastAsia="Times New Roman" w:hAnsi="Times New Roman" w:cs="Times New Roman"/>
+          <w:i/>
+          <w:sz w:val="24"/>
+          <w:szCs w:val="24"/>
+          <w:lang w:val="en-US"/>
+        </w:rPr>
+        <w:t>asoslab</w:t>
+      </w:r>
+      <w:proofErr w:type="spellEnd"/>
+      <w:r>
+        <w:rPr>
+          <w:rFonts w:ascii="Times New Roman" w:eastAsia="Times New Roman" w:hAnsi="Times New Roman" w:cs="Times New Roman"/>
+          <w:i/>
+          <w:sz w:val="24"/>
+          <w:szCs w:val="24"/>
+          <w:lang w:val="en-US"/>
+        </w:rPr>
+        <w:t xml:space="preserve"> </w:t>
+      </w:r>
+      <w:proofErr w:type="spellStart"/>
+      <w:r>
+        <w:rPr>
+          <w:rFonts w:ascii="Times New Roman" w:eastAsia="Times New Roman" w:hAnsi="Times New Roman" w:cs="Times New Roman"/>
+          <w:i/>
+          <w:sz w:val="24"/>
+          <w:szCs w:val="24"/>
+          <w:lang w:val="en-US"/>
+        </w:rPr>
+        <w:t>berilgan</w:t>
+      </w:r>
+      <w:proofErr w:type="spellEnd"/>
+      <w:r>
+        <w:rPr>
+          <w:rFonts w:ascii="Times New Roman" w:eastAsia="Times New Roman" w:hAnsi="Times New Roman" w:cs="Times New Roman"/>
+          <w:i/>
+          <w:sz w:val="24"/>
+          <w:szCs w:val="24"/>
+          <w:lang w:val="en-US"/>
+        </w:rPr>
+        <w:t>.</w:t>
+      </w:r>
+    </w:p>
+    <w:p>
+      <w:pPr>
+        <w:spacing w:after="0"/>
+        <w:ind w:firstLine="851"/>
+        <w:jc w:val="both"/>
+        <w:rPr>
+          <w:rFonts w:ascii="Times New Roman" w:eastAsia="Times New Roman" w:hAnsi="Times New Roman" w:cs="Times New Roman"/>
+          <w:i/>
+          <w:sz w:val="24"/>
+          <w:szCs w:val="24"/>
+          <w:lang w:val="en-US"/>
+        </w:rPr>
+      </w:pPr>
+      <w:proofErr w:type="spellStart"/>
+      <w:r>
+        <w:rPr>
+          <w:rFonts w:ascii="Times New Roman" w:eastAsia="Times New Roman" w:hAnsi="Times New Roman" w:cs="Times New Roman"/>
+          <w:i/>
+          <w:sz w:val="24"/>
+          <w:szCs w:val="24"/>
+          <w:lang w:val="en-US"/>
+        </w:rPr>
+        <w:t>Shuningdek</w:t>
+      </w:r>
+      <w:proofErr w:type="spellEnd"/>
+      <w:r>
+        <w:rPr>
+          <w:rFonts w:ascii="Times New Roman" w:eastAsia="Times New Roman" w:hAnsi="Times New Roman" w:cs="Times New Roman"/>
+          <w:i/>
+          <w:sz w:val="24"/>
+          <w:szCs w:val="24"/>
+          <w:lang w:val="en-US"/>
+        </w:rPr>
+        <w:t xml:space="preserve">, </w:t>
+      </w:r>
+      <w:proofErr w:type="spellStart"/>
+      <w:r>
+        <w:rPr>
+          <w:rFonts w:ascii="Times New Roman" w:eastAsia="Times New Roman" w:hAnsi="Times New Roman" w:cs="Times New Roman"/>
+          <w:i/>
+          <w:sz w:val="24"/>
+          <w:szCs w:val="24"/>
+          <w:lang w:val="en-US"/>
+        </w:rPr>
+        <w:t>maqolada</w:t>
+      </w:r>
+      <w:proofErr w:type="spellEnd"/>
+      <w:r>
+        <w:rPr>
+          <w:rFonts w:ascii="Times New Roman" w:eastAsia="Times New Roman" w:hAnsi="Times New Roman" w:cs="Times New Roman"/>
+          <w:i/>
+          <w:sz w:val="24"/>
+          <w:szCs w:val="24"/>
+          <w:lang w:val="en-US"/>
+        </w:rPr>
+        <w:t xml:space="preserve"> </w:t>
+      </w:r>
+      <w:proofErr w:type="spellStart"/>
+      <w:r>
+        <w:rPr>
+          <w:rFonts w:ascii="Times New Roman" w:eastAsia="Times New Roman" w:hAnsi="Times New Roman" w:cs="Times New Roman"/>
+          <w:i/>
+          <w:sz w:val="24"/>
+          <w:szCs w:val="24"/>
+          <w:lang w:val="en-US"/>
+        </w:rPr>
+        <w:t>muammoli</w:t>
+      </w:r>
+      <w:proofErr w:type="spellEnd"/>
+      <w:r>
+        <w:rPr>
+          <w:rFonts w:ascii="Times New Roman" w:eastAsia="Times New Roman" w:hAnsi="Times New Roman" w:cs="Times New Roman"/>
+          <w:i/>
+          <w:sz w:val="24"/>
+          <w:szCs w:val="24"/>
+          <w:lang w:val="en-US"/>
+        </w:rPr>
+        <w:t xml:space="preserve"> </w:t>
+      </w:r>
+      <w:proofErr w:type="spellStart"/>
+      <w:r>
+        <w:rPr>
+          <w:rFonts w:ascii="Times New Roman" w:eastAsia="Times New Roman" w:hAnsi="Times New Roman" w:cs="Times New Roman"/>
+          <w:i/>
+          <w:sz w:val="24"/>
+          <w:szCs w:val="24"/>
+          <w:lang w:val="en-US"/>
+        </w:rPr>
+        <w:t>kreditlarni</w:t>
+      </w:r>
+      <w:proofErr w:type="spellEnd"/>
+      <w:r>
+        <w:rPr>
+          <w:rFonts w:ascii="Times New Roman" w:eastAsia="Times New Roman" w:hAnsi="Times New Roman" w:cs="Times New Roman"/>
+          <w:i/>
+          <w:sz w:val="24"/>
+          <w:szCs w:val="24"/>
+          <w:lang w:val="en-US"/>
+        </w:rPr>
+        <w:t xml:space="preserve"> </w:t>
+      </w:r>
+      <w:proofErr w:type="spellStart"/>
+      <w:r>
+        <w:rPr>
+          <w:rFonts w:ascii="Times New Roman" w:eastAsia="Times New Roman" w:hAnsi="Times New Roman" w:cs="Times New Roman"/>
+          <w:i/>
+          <w:sz w:val="24"/>
+          <w:szCs w:val="24"/>
+          <w:lang w:val="en-US"/>
+        </w:rPr>
+        <w:t>boshqarishning</w:t>
+      </w:r>
+      <w:proofErr w:type="spellEnd"/>
+      <w:r>
+        <w:rPr>
+          <w:rFonts w:ascii="Times New Roman" w:eastAsia="Times New Roman" w:hAnsi="Times New Roman" w:cs="Times New Roman"/>
+          <w:i/>
+          <w:sz w:val="24"/>
+          <w:szCs w:val="24"/>
+          <w:lang w:val="en-US"/>
+        </w:rPr>
+        <w:t xml:space="preserve"> </w:t>
+      </w:r>
+      <w:proofErr w:type="spellStart"/>
+      <w:r>
+        <w:rPr>
+          <w:rFonts w:ascii="Times New Roman" w:eastAsia="Times New Roman" w:hAnsi="Times New Roman" w:cs="Times New Roman"/>
+          <w:i/>
+          <w:sz w:val="24"/>
+          <w:szCs w:val="24"/>
+          <w:lang w:val="en-US"/>
+        </w:rPr>
+        <w:t>samarali</w:t>
+      </w:r>
+      <w:proofErr w:type="spellEnd"/>
+      <w:r>
+        <w:rPr>
+          <w:rFonts w:ascii="Times New Roman" w:eastAsia="Times New Roman" w:hAnsi="Times New Roman" w:cs="Times New Roman"/>
+          <w:i/>
+          <w:sz w:val="24"/>
+          <w:szCs w:val="24"/>
+          <w:lang w:val="en-US"/>
+        </w:rPr>
+        <w:t xml:space="preserve"> </w:t>
+      </w:r>
+      <w:proofErr w:type="spellStart"/>
+      <w:r>
+        <w:rPr>
+          <w:rFonts w:ascii="Times New Roman" w:eastAsia="Times New Roman" w:hAnsi="Times New Roman" w:cs="Times New Roman"/>
+          <w:i/>
+          <w:sz w:val="24"/>
+          <w:szCs w:val="24"/>
+          <w:lang w:val="en-US"/>
+        </w:rPr>
+        <w:t>mexanizmlari</w:t>
+      </w:r>
+      <w:proofErr w:type="spellEnd"/>
+      <w:r>
+        <w:rPr>
+          <w:rFonts w:ascii="Times New Roman" w:eastAsia="Times New Roman" w:hAnsi="Times New Roman" w:cs="Times New Roman"/>
+          <w:i/>
+          <w:sz w:val="24"/>
+          <w:szCs w:val="24"/>
+          <w:lang w:val="en-US"/>
+        </w:rPr>
+        <w:t xml:space="preserve">, </w:t>
+      </w:r>
+      <w:proofErr w:type="spellStart"/>
+      <w:r>
+        <w:rPr>
+          <w:rFonts w:ascii="Times New Roman" w:eastAsia="Times New Roman" w:hAnsi="Times New Roman" w:cs="Times New Roman"/>
+          <w:i/>
+          <w:sz w:val="24"/>
+          <w:szCs w:val="24"/>
+          <w:lang w:val="en-US"/>
+        </w:rPr>
+        <w:t>jumladan</w:t>
+      </w:r>
+      <w:proofErr w:type="spellEnd"/>
+      <w:r>
+        <w:rPr>
+          <w:rFonts w:ascii="Times New Roman" w:eastAsia="Times New Roman" w:hAnsi="Times New Roman" w:cs="Times New Roman"/>
+          <w:i/>
+          <w:sz w:val="24"/>
+          <w:szCs w:val="24"/>
+          <w:lang w:val="en-US"/>
+        </w:rPr>
+        <w:t xml:space="preserve">, </w:t>
+      </w:r>
+      <w:proofErr w:type="spellStart"/>
+      <w:r>
+        <w:rPr>
+          <w:rFonts w:ascii="Times New Roman" w:eastAsia="Times New Roman" w:hAnsi="Times New Roman" w:cs="Times New Roman"/>
+          <w:i/>
+          <w:sz w:val="24"/>
+          <w:szCs w:val="24"/>
+          <w:lang w:val="en-US"/>
+        </w:rPr>
+        <w:t>kreditlarni</w:t>
+      </w:r>
+      <w:proofErr w:type="spellEnd"/>
+      <w:r>
+        <w:rPr>
+          <w:rFonts w:ascii="Times New Roman" w:eastAsia="Times New Roman" w:hAnsi="Times New Roman" w:cs="Times New Roman"/>
+          <w:i/>
+          <w:sz w:val="24"/>
+          <w:szCs w:val="24"/>
+          <w:lang w:val="en-US"/>
+        </w:rPr>
+        <w:t xml:space="preserve"> </w:t>
+      </w:r>
+      <w:proofErr w:type="spellStart"/>
+      <w:r>
+        <w:rPr>
+          <w:rFonts w:ascii="Times New Roman" w:eastAsia="Times New Roman" w:hAnsi="Times New Roman" w:cs="Times New Roman"/>
+          <w:i/>
+          <w:sz w:val="24"/>
+          <w:szCs w:val="24"/>
+          <w:lang w:val="en-US"/>
+        </w:rPr>
+        <w:t>qayta</w:t>
+      </w:r>
+      <w:proofErr w:type="spellEnd"/>
+      <w:r>
+        <w:rPr>
+          <w:rFonts w:ascii="Times New Roman" w:eastAsia="Times New Roman" w:hAnsi="Times New Roman" w:cs="Times New Roman"/>
+          <w:i/>
+          <w:sz w:val="24"/>
+          <w:szCs w:val="24"/>
+          <w:lang w:val="en-US"/>
+        </w:rPr>
+        <w:t xml:space="preserve"> </w:t>
+      </w:r>
+      <w:proofErr w:type="spellStart"/>
+      <w:r>
+        <w:rPr>
+          <w:rFonts w:ascii="Times New Roman" w:eastAsia="Times New Roman" w:hAnsi="Times New Roman" w:cs="Times New Roman"/>
+          <w:i/>
+          <w:sz w:val="24"/>
+          <w:szCs w:val="24"/>
+          <w:lang w:val="en-US"/>
+        </w:rPr>
+        <w:t>tuzish</w:t>
+      </w:r>
+      <w:proofErr w:type="spellEnd"/>
+      <w:r>
+        <w:rPr>
+          <w:rFonts w:ascii="Times New Roman" w:eastAsia="Times New Roman" w:hAnsi="Times New Roman" w:cs="Times New Roman"/>
+          <w:i/>
+          <w:sz w:val="24"/>
+          <w:szCs w:val="24"/>
+          <w:lang w:val="en-US"/>
+        </w:rPr>
+        <w:t xml:space="preserve"> (</w:t>
+      </w:r>
+      <w:proofErr w:type="spellStart"/>
+      <w:r>
+        <w:rPr>
+          <w:rFonts w:ascii="Times New Roman" w:eastAsia="Times New Roman" w:hAnsi="Times New Roman" w:cs="Times New Roman"/>
+          <w:i/>
+          <w:sz w:val="24"/>
+          <w:szCs w:val="24"/>
+          <w:lang w:val="en-US"/>
+        </w:rPr>
+        <w:t>restrukturizatsiya</w:t>
+      </w:r>
+      <w:proofErr w:type="spellEnd"/>
+      <w:r>
+        <w:rPr>
+          <w:rFonts w:ascii="Times New Roman" w:eastAsia="Times New Roman" w:hAnsi="Times New Roman" w:cs="Times New Roman"/>
+          <w:i/>
+          <w:sz w:val="24"/>
+          <w:szCs w:val="24"/>
+          <w:lang w:val="en-US"/>
+        </w:rPr>
+        <w:t xml:space="preserve"> </w:t>
+      </w:r>
+      <w:proofErr w:type="spellStart"/>
+      <w:r>
+        <w:rPr>
+          <w:rFonts w:ascii="Times New Roman" w:eastAsia="Times New Roman" w:hAnsi="Times New Roman" w:cs="Times New Roman"/>
+          <w:i/>
+          <w:sz w:val="24"/>
+          <w:szCs w:val="24"/>
+          <w:lang w:val="en-US"/>
+        </w:rPr>
+        <w:t>qilish</w:t>
+      </w:r>
+      <w:proofErr w:type="spellEnd"/>
+      <w:r>
+        <w:rPr>
+          <w:rFonts w:ascii="Times New Roman" w:eastAsia="Times New Roman" w:hAnsi="Times New Roman" w:cs="Times New Roman"/>
+          <w:i/>
+          <w:sz w:val="24"/>
+          <w:szCs w:val="24"/>
+          <w:lang w:val="en-US"/>
+        </w:rPr>
+        <w:t xml:space="preserve">), </w:t>
+      </w:r>
+      <w:proofErr w:type="spellStart"/>
+      <w:r>
+        <w:rPr>
+          <w:rFonts w:ascii="Times New Roman" w:eastAsia="Times New Roman" w:hAnsi="Times New Roman" w:cs="Times New Roman"/>
+          <w:i/>
+          <w:sz w:val="24"/>
+          <w:szCs w:val="24"/>
+          <w:lang w:val="en-US"/>
+        </w:rPr>
+        <w:t>zaxiralar</w:t>
+      </w:r>
+      <w:proofErr w:type="spellEnd"/>
+      <w:r>
+        <w:rPr>
+          <w:rFonts w:ascii="Times New Roman" w:eastAsia="Times New Roman" w:hAnsi="Times New Roman" w:cs="Times New Roman"/>
+          <w:i/>
+          <w:sz w:val="24"/>
+          <w:szCs w:val="24"/>
+          <w:lang w:val="en-US"/>
+        </w:rPr>
+        <w:t xml:space="preserve"> </w:t>
+      </w:r>
+      <w:proofErr w:type="spellStart"/>
+      <w:r>
+        <w:rPr>
+          <w:rFonts w:ascii="Times New Roman" w:eastAsia="Times New Roman" w:hAnsi="Times New Roman" w:cs="Times New Roman"/>
+          <w:i/>
+          <w:sz w:val="24"/>
+          <w:szCs w:val="24"/>
+          <w:lang w:val="en-US"/>
+        </w:rPr>
+        <w:t>shakllantirish</w:t>
+      </w:r>
+      <w:proofErr w:type="spellEnd"/>
+      <w:r>
+        <w:rPr>
+          <w:rFonts w:ascii="Times New Roman" w:eastAsia="Times New Roman" w:hAnsi="Times New Roman" w:cs="Times New Roman"/>
+          <w:i/>
+          <w:sz w:val="24"/>
+          <w:szCs w:val="24"/>
+          <w:lang w:val="en-US"/>
+        </w:rPr>
+        <w:t xml:space="preserve">, </w:t>
+      </w:r>
+      <w:proofErr w:type="spellStart"/>
+      <w:r>
+        <w:rPr>
+          <w:rFonts w:ascii="Times New Roman" w:eastAsia="Times New Roman" w:hAnsi="Times New Roman" w:cs="Times New Roman"/>
+          <w:i/>
+          <w:sz w:val="24"/>
+          <w:szCs w:val="24"/>
+          <w:lang w:val="en-US"/>
+        </w:rPr>
+        <w:t>risklarni</w:t>
+      </w:r>
+      <w:proofErr w:type="spellEnd"/>
+      <w:r>
+        <w:rPr>
+          <w:rFonts w:ascii="Times New Roman" w:eastAsia="Times New Roman" w:hAnsi="Times New Roman" w:cs="Times New Roman"/>
+          <w:i/>
+          <w:sz w:val="24"/>
+          <w:szCs w:val="24"/>
+          <w:lang w:val="en-US"/>
+        </w:rPr>
+        <w:t xml:space="preserve"> </w:t>
+      </w:r>
+      <w:proofErr w:type="spellStart"/>
+      <w:r>
+        <w:rPr>
+          <w:rFonts w:ascii="Times New Roman" w:eastAsia="Times New Roman" w:hAnsi="Times New Roman" w:cs="Times New Roman"/>
+          <w:i/>
+          <w:sz w:val="24"/>
+          <w:szCs w:val="24"/>
+          <w:lang w:val="en-US"/>
+        </w:rPr>
+        <w:t>baholash</w:t>
+      </w:r>
+      <w:proofErr w:type="spellEnd"/>
+      <w:r>
+        <w:rPr>
+          <w:rFonts w:ascii="Times New Roman" w:eastAsia="Times New Roman" w:hAnsi="Times New Roman" w:cs="Times New Roman"/>
+          <w:i/>
+          <w:sz w:val="24"/>
+          <w:szCs w:val="24"/>
+          <w:lang w:val="en-US"/>
+        </w:rPr>
+        <w:t xml:space="preserve"> </w:t>
+      </w:r>
+      <w:proofErr w:type="spellStart"/>
+      <w:proofErr w:type="gramStart"/>
+      <w:r>
+        <w:rPr>
+          <w:rFonts w:ascii="Times New Roman" w:eastAsia="Times New Roman" w:hAnsi="Times New Roman" w:cs="Times New Roman"/>
+          <w:i/>
+          <w:sz w:val="24"/>
+          <w:szCs w:val="24"/>
+          <w:lang w:val="en-US"/>
+        </w:rPr>
+        <w:t>va</w:t>
+      </w:r>
+      <w:proofErr w:type="spellEnd"/>
+      <w:proofErr w:type="gramEnd"/>
+      <w:r>
+        <w:rPr>
+          <w:rFonts w:ascii="Times New Roman" w:eastAsia="Times New Roman" w:hAnsi="Times New Roman" w:cs="Times New Roman"/>
+          <w:i/>
+          <w:sz w:val="24"/>
+          <w:szCs w:val="24"/>
+          <w:lang w:val="en-US"/>
+        </w:rPr>
+        <w:t xml:space="preserve"> monitoring </w:t>
+      </w:r>
+      <w:proofErr w:type="spellStart"/>
+      <w:r>
+        <w:rPr>
+          <w:rFonts w:ascii="Times New Roman" w:eastAsia="Times New Roman" w:hAnsi="Times New Roman" w:cs="Times New Roman"/>
+          <w:i/>
+          <w:sz w:val="24"/>
+          <w:szCs w:val="24"/>
+          <w:lang w:val="en-US"/>
+        </w:rPr>
+        <w:t>qilish</w:t>
+      </w:r>
+      <w:proofErr w:type="spellEnd"/>
+      <w:r>
+        <w:rPr>
+          <w:rFonts w:ascii="Times New Roman" w:eastAsia="Times New Roman" w:hAnsi="Times New Roman" w:cs="Times New Roman"/>
+          <w:i/>
+          <w:sz w:val="24"/>
+          <w:szCs w:val="24"/>
+          <w:lang w:val="en-US"/>
+        </w:rPr>
+        <w:t xml:space="preserve"> </w:t>
+      </w:r>
+      <w:proofErr w:type="spellStart"/>
+      <w:r>
+        <w:rPr>
+          <w:rFonts w:ascii="Times New Roman" w:eastAsia="Times New Roman" w:hAnsi="Times New Roman" w:cs="Times New Roman"/>
+          <w:i/>
+          <w:sz w:val="24"/>
+          <w:szCs w:val="24"/>
+          <w:lang w:val="en-US"/>
+        </w:rPr>
+        <w:t>tizimlarini</w:t>
+      </w:r>
+      <w:proofErr w:type="spellEnd"/>
+      <w:r>
+        <w:rPr>
+          <w:rFonts w:ascii="Times New Roman" w:eastAsia="Times New Roman" w:hAnsi="Times New Roman" w:cs="Times New Roman"/>
+          <w:i/>
+          <w:sz w:val="24"/>
+          <w:szCs w:val="24"/>
+          <w:lang w:val="en-US"/>
+        </w:rPr>
+        <w:t xml:space="preserve"> </w:t>
+      </w:r>
+      <w:proofErr w:type="spellStart"/>
+      <w:r>
+        <w:rPr>
+          <w:rFonts w:ascii="Times New Roman" w:eastAsia="Times New Roman" w:hAnsi="Times New Roman" w:cs="Times New Roman"/>
+          <w:i/>
+          <w:sz w:val="24"/>
+          <w:szCs w:val="24"/>
+          <w:lang w:val="en-US"/>
+        </w:rPr>
+        <w:t>takomillashtirish</w:t>
+      </w:r>
+      <w:proofErr w:type="spellEnd"/>
+      <w:r>
+        <w:rPr>
+          <w:rFonts w:ascii="Times New Roman" w:eastAsia="Times New Roman" w:hAnsi="Times New Roman" w:cs="Times New Roman"/>
+          <w:i/>
+          <w:sz w:val="24"/>
+          <w:szCs w:val="24"/>
+          <w:lang w:val="en-US"/>
+        </w:rPr>
+        <w:t xml:space="preserve"> </w:t>
+      </w:r>
+      <w:proofErr w:type="spellStart"/>
+      <w:r>
+        <w:rPr>
+          <w:rFonts w:ascii="Times New Roman" w:eastAsia="Times New Roman" w:hAnsi="Times New Roman" w:cs="Times New Roman"/>
+          <w:i/>
+          <w:sz w:val="24"/>
+          <w:szCs w:val="24"/>
+          <w:lang w:val="en-US"/>
+        </w:rPr>
+        <w:t>masalalari</w:t>
+      </w:r>
+      <w:proofErr w:type="spellEnd"/>
+      <w:r>
+        <w:rPr>
+          <w:rFonts w:ascii="Times New Roman" w:eastAsia="Times New Roman" w:hAnsi="Times New Roman" w:cs="Times New Roman"/>
+          <w:i/>
+          <w:sz w:val="24"/>
+          <w:szCs w:val="24"/>
+          <w:lang w:val="en-US"/>
+        </w:rPr>
+        <w:t xml:space="preserve"> </w:t>
+      </w:r>
+      <w:proofErr w:type="spellStart"/>
+      <w:r>
+        <w:rPr>
+          <w:rFonts w:ascii="Times New Roman" w:eastAsia="Times New Roman" w:hAnsi="Times New Roman" w:cs="Times New Roman"/>
+          <w:i/>
+          <w:sz w:val="24"/>
+          <w:szCs w:val="24"/>
+          <w:lang w:val="en-US"/>
+        </w:rPr>
+        <w:t>ko‘rib</w:t>
+      </w:r>
+      <w:proofErr w:type="spellEnd"/>
+      <w:r>
+        <w:rPr>
+          <w:rFonts w:ascii="Times New Roman" w:eastAsia="Times New Roman" w:hAnsi="Times New Roman" w:cs="Times New Roman"/>
+          <w:i/>
+          <w:sz w:val="24"/>
+          <w:szCs w:val="24"/>
+          <w:lang w:val="en-US"/>
+        </w:rPr>
+        <w:t xml:space="preserve"> </w:t>
+      </w:r>
+      <w:proofErr w:type="spellStart"/>
+      <w:r>
+        <w:rPr>
+          <w:rFonts w:ascii="Times New Roman" w:eastAsia="Times New Roman" w:hAnsi="Times New Roman" w:cs="Times New Roman"/>
+          <w:i/>
+          <w:sz w:val="24"/>
+          <w:szCs w:val="24"/>
+          <w:lang w:val="en-US"/>
+        </w:rPr>
+        <w:t>chiqilgan</w:t>
+      </w:r>
+      <w:proofErr w:type="spellEnd"/>
+      <w:r>
+        <w:rPr>
+          <w:rFonts w:ascii="Times New Roman" w:eastAsia="Times New Roman" w:hAnsi="Times New Roman" w:cs="Times New Roman"/>
+          <w:i/>
+          <w:sz w:val="24"/>
+          <w:szCs w:val="24"/>
+          <w:lang w:val="en-US"/>
+        </w:rPr>
+        <w:t xml:space="preserve">. </w:t>
+      </w:r>
+      <w:proofErr w:type="spellStart"/>
+      <w:r>
+        <w:rPr>
+          <w:rFonts w:ascii="Times New Roman" w:eastAsia="Times New Roman" w:hAnsi="Times New Roman" w:cs="Times New Roman"/>
+          <w:i/>
+          <w:sz w:val="24"/>
+          <w:szCs w:val="24"/>
+          <w:lang w:val="en-US"/>
+        </w:rPr>
+        <w:t>Muammoli</w:t>
+      </w:r>
+      <w:proofErr w:type="spellEnd"/>
+      <w:r>
+        <w:rPr>
+          <w:rFonts w:ascii="Times New Roman" w:eastAsia="Times New Roman" w:hAnsi="Times New Roman" w:cs="Times New Roman"/>
+          <w:i/>
+          <w:sz w:val="24"/>
+          <w:szCs w:val="24"/>
+          <w:lang w:val="en-US"/>
+        </w:rPr>
+        <w:t xml:space="preserve"> </w:t>
+      </w:r>
+      <w:proofErr w:type="spellStart"/>
+      <w:r>
+        <w:rPr>
+          <w:rFonts w:ascii="Times New Roman" w:eastAsia="Times New Roman" w:hAnsi="Times New Roman" w:cs="Times New Roman"/>
+          <w:i/>
+          <w:sz w:val="24"/>
+          <w:szCs w:val="24"/>
+          <w:lang w:val="en-US"/>
+        </w:rPr>
+        <w:t>kreditlarning</w:t>
+      </w:r>
+      <w:proofErr w:type="spellEnd"/>
+      <w:r>
+        <w:rPr>
+          <w:rFonts w:ascii="Times New Roman" w:eastAsia="Times New Roman" w:hAnsi="Times New Roman" w:cs="Times New Roman"/>
+          <w:i/>
+          <w:sz w:val="24"/>
+          <w:szCs w:val="24"/>
+          <w:lang w:val="en-US"/>
+        </w:rPr>
+        <w:t xml:space="preserve"> </w:t>
+      </w:r>
+      <w:proofErr w:type="spellStart"/>
+      <w:r>
+        <w:rPr>
+          <w:rFonts w:ascii="Times New Roman" w:eastAsia="Times New Roman" w:hAnsi="Times New Roman" w:cs="Times New Roman"/>
+          <w:i/>
+          <w:sz w:val="24"/>
+          <w:szCs w:val="24"/>
+          <w:lang w:val="en-US"/>
+        </w:rPr>
+        <w:t>makroiqtisodiy</w:t>
+      </w:r>
+      <w:proofErr w:type="spellEnd"/>
+      <w:r>
+        <w:rPr>
+          <w:rFonts w:ascii="Times New Roman" w:eastAsia="Times New Roman" w:hAnsi="Times New Roman" w:cs="Times New Roman"/>
+          <w:i/>
+          <w:sz w:val="24"/>
+          <w:szCs w:val="24"/>
+          <w:lang w:val="en-US"/>
+        </w:rPr>
+        <w:t xml:space="preserve"> </w:t>
+      </w:r>
+      <w:proofErr w:type="spellStart"/>
+      <w:r>
+        <w:rPr>
+          <w:rFonts w:ascii="Times New Roman" w:eastAsia="Times New Roman" w:hAnsi="Times New Roman" w:cs="Times New Roman"/>
+          <w:i/>
+          <w:sz w:val="24"/>
+          <w:szCs w:val="24"/>
+          <w:lang w:val="en-US"/>
+        </w:rPr>
+        <w:t>omillari</w:t>
+      </w:r>
+      <w:proofErr w:type="spellEnd"/>
+      <w:r>
+        <w:rPr>
+          <w:rFonts w:ascii="Times New Roman" w:eastAsia="Times New Roman" w:hAnsi="Times New Roman" w:cs="Times New Roman"/>
+          <w:i/>
+          <w:sz w:val="24"/>
+          <w:szCs w:val="24"/>
+          <w:lang w:val="en-US"/>
+        </w:rPr>
+        <w:t xml:space="preserve"> </w:t>
+      </w:r>
+      <w:proofErr w:type="spellStart"/>
+      <w:r>
+        <w:rPr>
+          <w:rFonts w:ascii="Times New Roman" w:eastAsia="Times New Roman" w:hAnsi="Times New Roman" w:cs="Times New Roman"/>
+          <w:i/>
+          <w:sz w:val="24"/>
+          <w:szCs w:val="24"/>
+          <w:lang w:val="en-US"/>
+        </w:rPr>
+        <w:t>sifatida</w:t>
+      </w:r>
+      <w:proofErr w:type="spellEnd"/>
+      <w:r>
+        <w:rPr>
+          <w:rFonts w:ascii="Times New Roman" w:eastAsia="Times New Roman" w:hAnsi="Times New Roman" w:cs="Times New Roman"/>
+          <w:i/>
+          <w:sz w:val="24"/>
+          <w:szCs w:val="24"/>
+          <w:lang w:val="en-US"/>
+        </w:rPr>
+        <w:t xml:space="preserve"> </w:t>
+      </w:r>
+      <w:proofErr w:type="spellStart"/>
+      <w:r>
+        <w:rPr>
+          <w:rFonts w:ascii="Times New Roman" w:eastAsia="Times New Roman" w:hAnsi="Times New Roman" w:cs="Times New Roman"/>
+          <w:i/>
+          <w:sz w:val="24"/>
+          <w:szCs w:val="24"/>
+          <w:lang w:val="en-US"/>
+        </w:rPr>
+        <w:t>inflyatsiya</w:t>
+      </w:r>
+      <w:proofErr w:type="spellEnd"/>
+      <w:r>
+        <w:rPr>
+          <w:rFonts w:ascii="Times New Roman" w:eastAsia="Times New Roman" w:hAnsi="Times New Roman" w:cs="Times New Roman"/>
+          <w:i/>
+          <w:sz w:val="24"/>
+          <w:szCs w:val="24"/>
+          <w:lang w:val="en-US"/>
+        </w:rPr>
+        <w:t xml:space="preserve"> </w:t>
+      </w:r>
+      <w:proofErr w:type="spellStart"/>
+      <w:r>
+        <w:rPr>
+          <w:rFonts w:ascii="Times New Roman" w:eastAsia="Times New Roman" w:hAnsi="Times New Roman" w:cs="Times New Roman"/>
+          <w:i/>
+          <w:sz w:val="24"/>
+          <w:szCs w:val="24"/>
+          <w:lang w:val="en-US"/>
+        </w:rPr>
+        <w:t>darajasi</w:t>
+      </w:r>
+      <w:proofErr w:type="spellEnd"/>
+      <w:r>
+        <w:rPr>
+          <w:rFonts w:ascii="Times New Roman" w:eastAsia="Times New Roman" w:hAnsi="Times New Roman" w:cs="Times New Roman"/>
+          <w:i/>
+          <w:sz w:val="24"/>
+          <w:szCs w:val="24"/>
+          <w:lang w:val="en-US"/>
+        </w:rPr>
+        <w:t xml:space="preserve">, </w:t>
+      </w:r>
+      <w:proofErr w:type="spellStart"/>
+      <w:r>
+        <w:rPr>
+          <w:rFonts w:ascii="Times New Roman" w:eastAsia="Times New Roman" w:hAnsi="Times New Roman" w:cs="Times New Roman"/>
+          <w:i/>
+          <w:sz w:val="24"/>
+          <w:szCs w:val="24"/>
+          <w:lang w:val="en-US"/>
+        </w:rPr>
+        <w:t>ishsizlik</w:t>
+      </w:r>
+      <w:proofErr w:type="spellEnd"/>
+      <w:r>
+        <w:rPr>
+          <w:rFonts w:ascii="Times New Roman" w:eastAsia="Times New Roman" w:hAnsi="Times New Roman" w:cs="Times New Roman"/>
+          <w:i/>
+          <w:sz w:val="24"/>
+          <w:szCs w:val="24"/>
+          <w:lang w:val="en-US"/>
+        </w:rPr>
+        <w:t xml:space="preserve">, </w:t>
+      </w:r>
+      <w:proofErr w:type="spellStart"/>
+      <w:r>
+        <w:rPr>
+          <w:rFonts w:ascii="Times New Roman" w:eastAsia="Times New Roman" w:hAnsi="Times New Roman" w:cs="Times New Roman"/>
+          <w:i/>
+          <w:sz w:val="24"/>
+          <w:szCs w:val="24"/>
+          <w:lang w:val="en-US"/>
+        </w:rPr>
+        <w:t>foiz</w:t>
+      </w:r>
+      <w:proofErr w:type="spellEnd"/>
+      <w:r>
+        <w:rPr>
+          <w:rFonts w:ascii="Times New Roman" w:eastAsia="Times New Roman" w:hAnsi="Times New Roman" w:cs="Times New Roman"/>
+          <w:i/>
+          <w:sz w:val="24"/>
+          <w:szCs w:val="24"/>
+          <w:lang w:val="en-US"/>
+        </w:rPr>
+        <w:t xml:space="preserve"> </w:t>
+      </w:r>
+      <w:proofErr w:type="spellStart"/>
+      <w:r>
+        <w:rPr>
+          <w:rFonts w:ascii="Times New Roman" w:eastAsia="Times New Roman" w:hAnsi="Times New Roman" w:cs="Times New Roman"/>
+          <w:i/>
+          <w:sz w:val="24"/>
+          <w:szCs w:val="24"/>
+          <w:lang w:val="en-US"/>
+        </w:rPr>
+        <w:t>stavkalari</w:t>
+      </w:r>
+      <w:proofErr w:type="spellEnd"/>
+      <w:r>
+        <w:rPr>
+          <w:rFonts w:ascii="Times New Roman" w:eastAsia="Times New Roman" w:hAnsi="Times New Roman" w:cs="Times New Roman"/>
+          <w:i/>
+          <w:sz w:val="24"/>
+          <w:szCs w:val="24"/>
+          <w:lang w:val="en-US"/>
+        </w:rPr>
+        <w:t xml:space="preserve">, </w:t>
+      </w:r>
+      <w:proofErr w:type="spellStart"/>
+      <w:r>
+        <w:rPr>
+          <w:rFonts w:ascii="Times New Roman" w:eastAsia="Times New Roman" w:hAnsi="Times New Roman" w:cs="Times New Roman"/>
+          <w:i/>
+          <w:sz w:val="24"/>
+          <w:szCs w:val="24"/>
+          <w:lang w:val="en-US"/>
+        </w:rPr>
+        <w:t>iqtisodiy</w:t>
+      </w:r>
+      <w:proofErr w:type="spellEnd"/>
+      <w:r>
+        <w:rPr>
+          <w:rFonts w:ascii="Times New Roman" w:eastAsia="Times New Roman" w:hAnsi="Times New Roman" w:cs="Times New Roman"/>
+          <w:i/>
+          <w:sz w:val="24"/>
+          <w:szCs w:val="24"/>
+          <w:lang w:val="en-US"/>
+        </w:rPr>
+        <w:t xml:space="preserve"> </w:t>
+      </w:r>
+      <w:proofErr w:type="spellStart"/>
+      <w:r>
+        <w:rPr>
+          <w:rFonts w:ascii="Times New Roman" w:eastAsia="Times New Roman" w:hAnsi="Times New Roman" w:cs="Times New Roman"/>
+          <w:i/>
+          <w:sz w:val="24"/>
+          <w:szCs w:val="24"/>
+          <w:lang w:val="en-US"/>
+        </w:rPr>
+        <w:t>o‘sish</w:t>
+      </w:r>
+      <w:proofErr w:type="spellEnd"/>
+      <w:r>
+        <w:rPr>
+          <w:rFonts w:ascii="Times New Roman" w:eastAsia="Times New Roman" w:hAnsi="Times New Roman" w:cs="Times New Roman"/>
+          <w:i/>
+          <w:sz w:val="24"/>
+          <w:szCs w:val="24"/>
+          <w:lang w:val="en-US"/>
+        </w:rPr>
+        <w:t xml:space="preserve"> </w:t>
+      </w:r>
+      <w:proofErr w:type="spellStart"/>
+      <w:r>
+        <w:rPr>
+          <w:rFonts w:ascii="Times New Roman" w:eastAsia="Times New Roman" w:hAnsi="Times New Roman" w:cs="Times New Roman"/>
+          <w:i/>
+          <w:sz w:val="24"/>
+          <w:szCs w:val="24"/>
+          <w:lang w:val="en-US"/>
+        </w:rPr>
+        <w:t>sur’atlari</w:t>
+      </w:r>
+      <w:proofErr w:type="spellEnd"/>
+      <w:r>
+        <w:rPr>
+          <w:rFonts w:ascii="Times New Roman" w:eastAsia="Times New Roman" w:hAnsi="Times New Roman" w:cs="Times New Roman"/>
+          <w:i/>
+          <w:sz w:val="24"/>
+          <w:szCs w:val="24"/>
+          <w:lang w:val="en-US"/>
+        </w:rPr>
+        <w:t xml:space="preserve"> </w:t>
+      </w:r>
+      <w:proofErr w:type="spellStart"/>
+      <w:proofErr w:type="gramStart"/>
+      <w:r>
+        <w:rPr>
+          <w:rFonts w:ascii="Times New Roman" w:eastAsia="Times New Roman" w:hAnsi="Times New Roman" w:cs="Times New Roman"/>
+          <w:i/>
+          <w:sz w:val="24"/>
+          <w:szCs w:val="24"/>
+          <w:lang w:val="en-US"/>
+        </w:rPr>
+        <w:t>va</w:t>
+      </w:r>
+      <w:proofErr w:type="spellEnd"/>
+      <w:proofErr w:type="gramEnd"/>
+      <w:r>
+        <w:rPr>
+          <w:rFonts w:ascii="Times New Roman" w:eastAsia="Times New Roman" w:hAnsi="Times New Roman" w:cs="Times New Roman"/>
+          <w:i/>
+          <w:sz w:val="24"/>
+          <w:szCs w:val="24"/>
+          <w:lang w:val="en-US"/>
+        </w:rPr>
+        <w:t xml:space="preserve"> </w:t>
+      </w:r>
+      <w:proofErr w:type="spellStart"/>
+      <w:r>
+        <w:rPr>
+          <w:rFonts w:ascii="Times New Roman" w:eastAsia="Times New Roman" w:hAnsi="Times New Roman" w:cs="Times New Roman"/>
+          <w:i/>
+          <w:sz w:val="24"/>
+          <w:szCs w:val="24"/>
+          <w:lang w:val="en-US"/>
+        </w:rPr>
+        <w:t>tashqi</w:t>
+      </w:r>
+      <w:proofErr w:type="spellEnd"/>
+      <w:r>
+        <w:rPr>
+          <w:rFonts w:ascii="Times New Roman" w:eastAsia="Times New Roman" w:hAnsi="Times New Roman" w:cs="Times New Roman"/>
+          <w:i/>
+          <w:sz w:val="24"/>
+          <w:szCs w:val="24"/>
+          <w:lang w:val="en-US"/>
+        </w:rPr>
+        <w:t xml:space="preserve"> </w:t>
+      </w:r>
+      <w:proofErr w:type="spellStart"/>
+      <w:r>
+        <w:rPr>
+          <w:rFonts w:ascii="Times New Roman" w:eastAsia="Times New Roman" w:hAnsi="Times New Roman" w:cs="Times New Roman"/>
+          <w:i/>
+          <w:sz w:val="24"/>
+          <w:szCs w:val="24"/>
+          <w:lang w:val="en-US"/>
+        </w:rPr>
+        <w:t>iqtisodiy</w:t>
+      </w:r>
+      <w:proofErr w:type="spellEnd"/>
+      <w:r>
+        <w:rPr>
+          <w:rFonts w:ascii="Times New Roman" w:eastAsia="Times New Roman" w:hAnsi="Times New Roman" w:cs="Times New Roman"/>
+          <w:i/>
+          <w:sz w:val="24"/>
+          <w:szCs w:val="24"/>
+          <w:lang w:val="en-US"/>
+        </w:rPr>
+        <w:t xml:space="preserve"> </w:t>
+      </w:r>
+      <w:proofErr w:type="spellStart"/>
+      <w:r>
+        <w:rPr>
+          <w:rFonts w:ascii="Times New Roman" w:eastAsia="Times New Roman" w:hAnsi="Times New Roman" w:cs="Times New Roman"/>
+          <w:i/>
+          <w:sz w:val="24"/>
+          <w:szCs w:val="24"/>
+          <w:lang w:val="en-US"/>
+        </w:rPr>
+        <w:t>shoklarning</w:t>
+      </w:r>
+      <w:proofErr w:type="spellEnd"/>
+      <w:r>
+        <w:rPr>
+          <w:rFonts w:ascii="Times New Roman" w:eastAsia="Times New Roman" w:hAnsi="Times New Roman" w:cs="Times New Roman"/>
+          <w:i/>
+          <w:sz w:val="24"/>
+          <w:szCs w:val="24"/>
+          <w:lang w:val="en-US"/>
+        </w:rPr>
+        <w:t xml:space="preserve"> </w:t>
+      </w:r>
+      <w:proofErr w:type="spellStart"/>
+      <w:r>
+        <w:rPr>
+          <w:rFonts w:ascii="Times New Roman" w:eastAsia="Times New Roman" w:hAnsi="Times New Roman" w:cs="Times New Roman"/>
+          <w:i/>
+          <w:sz w:val="24"/>
+          <w:szCs w:val="24"/>
+          <w:lang w:val="en-US"/>
+        </w:rPr>
+        <w:t>ta’siri</w:t>
+      </w:r>
+      <w:proofErr w:type="spellEnd"/>
+      <w:r>
+        <w:rPr>
+          <w:rFonts w:ascii="Times New Roman" w:eastAsia="Times New Roman" w:hAnsi="Times New Roman" w:cs="Times New Roman"/>
+          <w:i/>
+          <w:sz w:val="24"/>
+          <w:szCs w:val="24"/>
+          <w:lang w:val="en-US"/>
+        </w:rPr>
+        <w:t xml:space="preserve"> </w:t>
+      </w:r>
+      <w:proofErr w:type="spellStart"/>
+      <w:r>
+        <w:rPr>
+          <w:rFonts w:ascii="Times New Roman" w:eastAsia="Times New Roman" w:hAnsi="Times New Roman" w:cs="Times New Roman"/>
+          <w:i/>
+          <w:sz w:val="24"/>
+          <w:szCs w:val="24"/>
+          <w:lang w:val="en-US"/>
+        </w:rPr>
+        <w:t>tahlil</w:t>
+      </w:r>
+      <w:proofErr w:type="spellEnd"/>
+      <w:r>
+        <w:rPr>
+          <w:rFonts w:ascii="Times New Roman" w:eastAsia="Times New Roman" w:hAnsi="Times New Roman" w:cs="Times New Roman"/>
+          <w:i/>
+          <w:sz w:val="24"/>
+          <w:szCs w:val="24"/>
+          <w:lang w:val="en-US"/>
+        </w:rPr>
+        <w:t xml:space="preserve"> </w:t>
+      </w:r>
+      <w:proofErr w:type="spellStart"/>
+      <w:r>
+        <w:rPr>
+          <w:rFonts w:ascii="Times New Roman" w:eastAsia="Times New Roman" w:hAnsi="Times New Roman" w:cs="Times New Roman"/>
+          <w:i/>
+          <w:sz w:val="24"/>
+          <w:szCs w:val="24"/>
+          <w:lang w:val="en-US"/>
+        </w:rPr>
+        <w:t>qilingan</w:t>
+      </w:r>
+      <w:proofErr w:type="spellEnd"/>
+      <w:r>
+        <w:rPr>
+          <w:rFonts w:ascii="Times New Roman" w:eastAsia="Times New Roman" w:hAnsi="Times New Roman" w:cs="Times New Roman"/>
+          <w:i/>
+          <w:sz w:val="24"/>
+          <w:szCs w:val="24"/>
+          <w:lang w:val="en-US"/>
+        </w:rPr>
+        <w:t>.</w:t>
+      </w:r>
+    </w:p>
+    <w:p>
+      <w:pPr>
+        <w:spacing w:after="0"/>
+        <w:ind w:firstLine="851"/>
+        <w:jc w:val="both"/>
+        <w:rPr>
+          <w:rFonts w:ascii="Times New Roman" w:eastAsia="Times New Roman" w:hAnsi="Times New Roman" w:cs="Times New Roman"/>
+          <w:i/>
+          <w:sz w:val="24"/>
+          <w:szCs w:val="24"/>
+          <w:lang w:val="en-US"/>
+        </w:rPr>
+      </w:pPr>
+      <w:proofErr w:type="spellStart"/>
+      <w:r>
+        <w:rPr>
+          <w:rFonts w:ascii="Times New Roman" w:eastAsia="Times New Roman" w:hAnsi="Times New Roman" w:cs="Times New Roman"/>
+          <w:i/>
+          <w:sz w:val="24"/>
+          <w:szCs w:val="24"/>
+          <w:lang w:val="en-US"/>
+        </w:rPr>
+        <w:t>Tadqiqot</w:t>
+      </w:r>
+      <w:proofErr w:type="spellEnd"/>
+      <w:r>
+        <w:rPr>
+          <w:rFonts w:ascii="Times New Roman" w:eastAsia="Times New Roman" w:hAnsi="Times New Roman" w:cs="Times New Roman"/>
+          <w:i/>
+          <w:sz w:val="24"/>
+          <w:szCs w:val="24"/>
+          <w:lang w:val="en-US"/>
+        </w:rPr>
+        <w:t xml:space="preserve"> </w:t>
+      </w:r>
+      <w:proofErr w:type="spellStart"/>
+      <w:r>
+        <w:rPr>
+          <w:rFonts w:ascii="Times New Roman" w:eastAsia="Times New Roman" w:hAnsi="Times New Roman" w:cs="Times New Roman"/>
+          <w:i/>
+          <w:sz w:val="24"/>
+          <w:szCs w:val="24"/>
+          <w:lang w:val="en-US"/>
+        </w:rPr>
+        <w:t>natijalariga</w:t>
+      </w:r>
+      <w:proofErr w:type="spellEnd"/>
+      <w:r>
+        <w:rPr>
+          <w:rFonts w:ascii="Times New Roman" w:eastAsia="Times New Roman" w:hAnsi="Times New Roman" w:cs="Times New Roman"/>
+          <w:i/>
+          <w:sz w:val="24"/>
+          <w:szCs w:val="24"/>
+          <w:lang w:val="en-US"/>
+        </w:rPr>
+        <w:t xml:space="preserve"> </w:t>
+      </w:r>
+      <w:proofErr w:type="spellStart"/>
+      <w:proofErr w:type="gramStart"/>
+      <w:r>
+        <w:rPr>
+          <w:rFonts w:ascii="Times New Roman" w:eastAsia="Times New Roman" w:hAnsi="Times New Roman" w:cs="Times New Roman"/>
+          <w:i/>
+          <w:sz w:val="24"/>
+          <w:szCs w:val="24"/>
+          <w:lang w:val="en-US"/>
+        </w:rPr>
+        <w:t>ko‘ra</w:t>
+      </w:r>
+      <w:proofErr w:type="spellEnd"/>
+      <w:proofErr w:type="gramEnd"/>
+      <w:r>
+        <w:rPr>
+          <w:rFonts w:ascii="Times New Roman" w:eastAsia="Times New Roman" w:hAnsi="Times New Roman" w:cs="Times New Roman"/>
+          <w:i/>
+          <w:sz w:val="24"/>
+          <w:szCs w:val="24"/>
+          <w:lang w:val="en-US"/>
+        </w:rPr>
+        <w:t xml:space="preserve">, </w:t>
+      </w:r>
+      <w:proofErr w:type="spellStart"/>
+      <w:r>
+        <w:rPr>
+          <w:rFonts w:ascii="Times New Roman" w:eastAsia="Times New Roman" w:hAnsi="Times New Roman" w:cs="Times New Roman"/>
+          <w:i/>
+          <w:sz w:val="24"/>
+          <w:szCs w:val="24"/>
+          <w:lang w:val="en-US"/>
+        </w:rPr>
+        <w:t>muammoli</w:t>
+      </w:r>
+      <w:proofErr w:type="spellEnd"/>
+      <w:r>
+        <w:rPr>
+          <w:rFonts w:ascii="Times New Roman" w:eastAsia="Times New Roman" w:hAnsi="Times New Roman" w:cs="Times New Roman"/>
+          <w:i/>
+          <w:sz w:val="24"/>
+          <w:szCs w:val="24"/>
+          <w:lang w:val="en-US"/>
+        </w:rPr>
+        <w:t xml:space="preserve"> </w:t>
+      </w:r>
+      <w:proofErr w:type="spellStart"/>
+      <w:r>
+        <w:rPr>
+          <w:rFonts w:ascii="Times New Roman" w:eastAsia="Times New Roman" w:hAnsi="Times New Roman" w:cs="Times New Roman"/>
+          <w:i/>
+          <w:sz w:val="24"/>
+          <w:szCs w:val="24"/>
+          <w:lang w:val="en-US"/>
+        </w:rPr>
+        <w:t>kreditlarni</w:t>
+      </w:r>
+      <w:proofErr w:type="spellEnd"/>
+      <w:r>
+        <w:rPr>
+          <w:rFonts w:ascii="Times New Roman" w:eastAsia="Times New Roman" w:hAnsi="Times New Roman" w:cs="Times New Roman"/>
+          <w:i/>
+          <w:sz w:val="24"/>
+          <w:szCs w:val="24"/>
+          <w:lang w:val="en-US"/>
+        </w:rPr>
+        <w:t xml:space="preserve"> </w:t>
+      </w:r>
+      <w:proofErr w:type="spellStart"/>
+      <w:r>
+        <w:rPr>
+          <w:rFonts w:ascii="Times New Roman" w:eastAsia="Times New Roman" w:hAnsi="Times New Roman" w:cs="Times New Roman"/>
+          <w:i/>
+          <w:sz w:val="24"/>
+          <w:szCs w:val="24"/>
+          <w:lang w:val="en-US"/>
+        </w:rPr>
+        <w:t>samarali</w:t>
+      </w:r>
+      <w:proofErr w:type="spellEnd"/>
+      <w:r>
+        <w:rPr>
+          <w:rFonts w:ascii="Times New Roman" w:eastAsia="Times New Roman" w:hAnsi="Times New Roman" w:cs="Times New Roman"/>
+          <w:i/>
+          <w:sz w:val="24"/>
+          <w:szCs w:val="24"/>
+          <w:lang w:val="en-US"/>
+        </w:rPr>
+        <w:t xml:space="preserve"> </w:t>
+      </w:r>
+      <w:proofErr w:type="spellStart"/>
+      <w:r>
+        <w:rPr>
+          <w:rFonts w:ascii="Times New Roman" w:eastAsia="Times New Roman" w:hAnsi="Times New Roman" w:cs="Times New Roman"/>
+          <w:i/>
+          <w:sz w:val="24"/>
+          <w:szCs w:val="24"/>
+          <w:lang w:val="en-US"/>
+        </w:rPr>
+        <w:t>boshqarish</w:t>
+      </w:r>
+      <w:proofErr w:type="spellEnd"/>
+      <w:r>
+        <w:rPr>
+          <w:rFonts w:ascii="Times New Roman" w:eastAsia="Times New Roman" w:hAnsi="Times New Roman" w:cs="Times New Roman"/>
+          <w:i/>
+          <w:sz w:val="24"/>
+          <w:szCs w:val="24"/>
+          <w:lang w:val="en-US"/>
+        </w:rPr>
+        <w:t xml:space="preserve"> </w:t>
+      </w:r>
+      <w:proofErr w:type="spellStart"/>
+      <w:r>
+        <w:rPr>
+          <w:rFonts w:ascii="Times New Roman" w:eastAsia="Times New Roman" w:hAnsi="Times New Roman" w:cs="Times New Roman"/>
+          <w:i/>
+          <w:sz w:val="24"/>
+          <w:szCs w:val="24"/>
+          <w:lang w:val="en-US"/>
+        </w:rPr>
+        <w:t>tijorat</w:t>
+      </w:r>
+      <w:proofErr w:type="spellEnd"/>
+      <w:r>
+        <w:rPr>
+          <w:rFonts w:ascii="Times New Roman" w:eastAsia="Times New Roman" w:hAnsi="Times New Roman" w:cs="Times New Roman"/>
+          <w:i/>
+          <w:sz w:val="24"/>
+          <w:szCs w:val="24"/>
+          <w:lang w:val="en-US"/>
+        </w:rPr>
+        <w:t xml:space="preserve"> </w:t>
+      </w:r>
+      <w:proofErr w:type="spellStart"/>
+      <w:r>
+        <w:rPr>
+          <w:rFonts w:ascii="Times New Roman" w:eastAsia="Times New Roman" w:hAnsi="Times New Roman" w:cs="Times New Roman"/>
+          <w:i/>
+          <w:sz w:val="24"/>
+          <w:szCs w:val="24"/>
+          <w:lang w:val="en-US"/>
+        </w:rPr>
+        <w:t>banklarining</w:t>
+      </w:r>
+      <w:proofErr w:type="spellEnd"/>
+      <w:r>
+        <w:rPr>
+          <w:rFonts w:ascii="Times New Roman" w:eastAsia="Times New Roman" w:hAnsi="Times New Roman" w:cs="Times New Roman"/>
+          <w:i/>
+          <w:sz w:val="24"/>
+          <w:szCs w:val="24"/>
+          <w:lang w:val="en-US"/>
+        </w:rPr>
+        <w:t xml:space="preserve"> </w:t>
+      </w:r>
+      <w:proofErr w:type="spellStart"/>
+      <w:r>
+        <w:rPr>
+          <w:rFonts w:ascii="Times New Roman" w:eastAsia="Times New Roman" w:hAnsi="Times New Roman" w:cs="Times New Roman"/>
+          <w:i/>
+          <w:sz w:val="24"/>
+          <w:szCs w:val="24"/>
+          <w:lang w:val="en-US"/>
+        </w:rPr>
+        <w:t>barqaror</w:t>
+      </w:r>
+      <w:proofErr w:type="spellEnd"/>
+      <w:r>
+        <w:rPr>
+          <w:rFonts w:ascii="Times New Roman" w:eastAsia="Times New Roman" w:hAnsi="Times New Roman" w:cs="Times New Roman"/>
+          <w:i/>
+          <w:sz w:val="24"/>
+          <w:szCs w:val="24"/>
+          <w:lang w:val="en-US"/>
+        </w:rPr>
+        <w:t xml:space="preserve"> </w:t>
+      </w:r>
+      <w:proofErr w:type="spellStart"/>
+      <w:r>
+        <w:rPr>
+          <w:rFonts w:ascii="Times New Roman" w:eastAsia="Times New Roman" w:hAnsi="Times New Roman" w:cs="Times New Roman"/>
+          <w:i/>
+          <w:sz w:val="24"/>
+          <w:szCs w:val="24"/>
+          <w:lang w:val="en-US"/>
+        </w:rPr>
+        <w:t>faoliyat</w:t>
+      </w:r>
+      <w:proofErr w:type="spellEnd"/>
+      <w:r>
+        <w:rPr>
+          <w:rFonts w:ascii="Times New Roman" w:eastAsia="Times New Roman" w:hAnsi="Times New Roman" w:cs="Times New Roman"/>
+          <w:i/>
+          <w:sz w:val="24"/>
+          <w:szCs w:val="24"/>
+          <w:lang w:val="en-US"/>
+        </w:rPr>
+        <w:t xml:space="preserve"> </w:t>
+      </w:r>
+      <w:proofErr w:type="spellStart"/>
+      <w:r>
+        <w:rPr>
+          <w:rFonts w:ascii="Times New Roman" w:eastAsia="Times New Roman" w:hAnsi="Times New Roman" w:cs="Times New Roman"/>
+          <w:i/>
+          <w:sz w:val="24"/>
+          <w:szCs w:val="24"/>
+          <w:lang w:val="en-US"/>
+        </w:rPr>
+        <w:t>yuritishi</w:t>
+      </w:r>
+      <w:proofErr w:type="spellEnd"/>
+      <w:r>
+        <w:rPr>
+          <w:rFonts w:ascii="Times New Roman" w:eastAsia="Times New Roman" w:hAnsi="Times New Roman" w:cs="Times New Roman"/>
+          <w:i/>
+          <w:sz w:val="24"/>
+          <w:szCs w:val="24"/>
+          <w:lang w:val="en-US"/>
+        </w:rPr>
+        <w:t xml:space="preserve">, </w:t>
+      </w:r>
+      <w:proofErr w:type="spellStart"/>
+      <w:r>
+        <w:rPr>
+          <w:rFonts w:ascii="Times New Roman" w:eastAsia="Times New Roman" w:hAnsi="Times New Roman" w:cs="Times New Roman"/>
+          <w:i/>
+          <w:sz w:val="24"/>
+          <w:szCs w:val="24"/>
+          <w:lang w:val="en-US"/>
+        </w:rPr>
+        <w:t>moliyaviy</w:t>
+      </w:r>
+      <w:proofErr w:type="spellEnd"/>
+      <w:r>
+        <w:rPr>
+          <w:rFonts w:ascii="Times New Roman" w:eastAsia="Times New Roman" w:hAnsi="Times New Roman" w:cs="Times New Roman"/>
+          <w:i/>
+          <w:sz w:val="24"/>
+          <w:szCs w:val="24"/>
+          <w:lang w:val="en-US"/>
+        </w:rPr>
+        <w:t xml:space="preserve"> </w:t>
+      </w:r>
+      <w:proofErr w:type="spellStart"/>
+      <w:r>
+        <w:rPr>
+          <w:rFonts w:ascii="Times New Roman" w:eastAsia="Times New Roman" w:hAnsi="Times New Roman" w:cs="Times New Roman"/>
+          <w:i/>
+          <w:sz w:val="24"/>
+          <w:szCs w:val="24"/>
+          <w:lang w:val="en-US"/>
+        </w:rPr>
+        <w:t>vositachilik</w:t>
+      </w:r>
+      <w:proofErr w:type="spellEnd"/>
+      <w:r>
+        <w:rPr>
+          <w:rFonts w:ascii="Times New Roman" w:eastAsia="Times New Roman" w:hAnsi="Times New Roman" w:cs="Times New Roman"/>
+          <w:i/>
+          <w:sz w:val="24"/>
+          <w:szCs w:val="24"/>
+          <w:lang w:val="en-US"/>
+        </w:rPr>
+        <w:t xml:space="preserve"> </w:t>
+      </w:r>
+      <w:proofErr w:type="spellStart"/>
+      <w:r>
+        <w:rPr>
+          <w:rFonts w:ascii="Times New Roman" w:eastAsia="Times New Roman" w:hAnsi="Times New Roman" w:cs="Times New Roman"/>
+          <w:i/>
+          <w:sz w:val="24"/>
+          <w:szCs w:val="24"/>
+          <w:lang w:val="en-US"/>
+        </w:rPr>
+        <w:t>rolini</w:t>
+      </w:r>
+      <w:proofErr w:type="spellEnd"/>
+      <w:r>
+        <w:rPr>
+          <w:rFonts w:ascii="Times New Roman" w:eastAsia="Times New Roman" w:hAnsi="Times New Roman" w:cs="Times New Roman"/>
+          <w:i/>
+          <w:sz w:val="24"/>
+          <w:szCs w:val="24"/>
+          <w:lang w:val="en-US"/>
+        </w:rPr>
+        <w:t xml:space="preserve"> </w:t>
+      </w:r>
+      <w:proofErr w:type="spellStart"/>
+      <w:r>
+        <w:rPr>
+          <w:rFonts w:ascii="Times New Roman" w:eastAsia="Times New Roman" w:hAnsi="Times New Roman" w:cs="Times New Roman"/>
+          <w:i/>
+          <w:sz w:val="24"/>
+          <w:szCs w:val="24"/>
+          <w:lang w:val="en-US"/>
+        </w:rPr>
+        <w:t>mustahkamlash</w:t>
+      </w:r>
+      <w:proofErr w:type="spellEnd"/>
+      <w:r>
+        <w:rPr>
+          <w:rFonts w:ascii="Times New Roman" w:eastAsia="Times New Roman" w:hAnsi="Times New Roman" w:cs="Times New Roman"/>
+          <w:i/>
+          <w:sz w:val="24"/>
+          <w:szCs w:val="24"/>
+          <w:lang w:val="en-US"/>
+        </w:rPr>
+        <w:t xml:space="preserve"> </w:t>
+      </w:r>
+      <w:proofErr w:type="spellStart"/>
+      <w:r>
+        <w:rPr>
+          <w:rFonts w:ascii="Times New Roman" w:eastAsia="Times New Roman" w:hAnsi="Times New Roman" w:cs="Times New Roman"/>
+          <w:i/>
+          <w:sz w:val="24"/>
+          <w:szCs w:val="24"/>
+          <w:lang w:val="en-US"/>
+        </w:rPr>
+        <w:t>hamda</w:t>
+      </w:r>
+      <w:proofErr w:type="spellEnd"/>
+      <w:r>
+        <w:rPr>
+          <w:rFonts w:ascii="Times New Roman" w:eastAsia="Times New Roman" w:hAnsi="Times New Roman" w:cs="Times New Roman"/>
+          <w:i/>
+          <w:sz w:val="24"/>
+          <w:szCs w:val="24"/>
+          <w:lang w:val="en-US"/>
+        </w:rPr>
+        <w:t xml:space="preserve"> </w:t>
+      </w:r>
+      <w:proofErr w:type="spellStart"/>
+      <w:r>
+        <w:rPr>
+          <w:rFonts w:ascii="Times New Roman" w:eastAsia="Times New Roman" w:hAnsi="Times New Roman" w:cs="Times New Roman"/>
+          <w:i/>
+          <w:sz w:val="24"/>
+          <w:szCs w:val="24"/>
+          <w:lang w:val="en-US"/>
+        </w:rPr>
+        <w:t>iqtisodiyotning</w:t>
+      </w:r>
+      <w:proofErr w:type="spellEnd"/>
+      <w:r>
+        <w:rPr>
+          <w:rFonts w:ascii="Times New Roman" w:eastAsia="Times New Roman" w:hAnsi="Times New Roman" w:cs="Times New Roman"/>
+          <w:i/>
+          <w:sz w:val="24"/>
+          <w:szCs w:val="24"/>
+          <w:lang w:val="en-US"/>
+        </w:rPr>
+        <w:t xml:space="preserve"> </w:t>
+      </w:r>
+      <w:proofErr w:type="spellStart"/>
+      <w:r>
+        <w:rPr>
+          <w:rFonts w:ascii="Times New Roman" w:eastAsia="Times New Roman" w:hAnsi="Times New Roman" w:cs="Times New Roman"/>
+          <w:i/>
+          <w:sz w:val="24"/>
+          <w:szCs w:val="24"/>
+          <w:lang w:val="en-US"/>
+        </w:rPr>
+        <w:t>barqaror</w:t>
+      </w:r>
+      <w:proofErr w:type="spellEnd"/>
+      <w:r>
+        <w:rPr>
+          <w:rFonts w:ascii="Times New Roman" w:eastAsia="Times New Roman" w:hAnsi="Times New Roman" w:cs="Times New Roman"/>
+          <w:i/>
+          <w:sz w:val="24"/>
+          <w:szCs w:val="24"/>
+          <w:lang w:val="en-US"/>
+        </w:rPr>
+        <w:t xml:space="preserve"> </w:t>
+      </w:r>
+      <w:proofErr w:type="spellStart"/>
+      <w:r>
+        <w:rPr>
+          <w:rFonts w:ascii="Times New Roman" w:eastAsia="Times New Roman" w:hAnsi="Times New Roman" w:cs="Times New Roman"/>
+          <w:i/>
+          <w:sz w:val="24"/>
+          <w:szCs w:val="24"/>
+          <w:lang w:val="en-US"/>
+        </w:rPr>
+        <w:t>o‘sishini</w:t>
+      </w:r>
+      <w:proofErr w:type="spellEnd"/>
+      <w:r>
+        <w:rPr>
+          <w:rFonts w:ascii="Times New Roman" w:eastAsia="Times New Roman" w:hAnsi="Times New Roman" w:cs="Times New Roman"/>
+          <w:i/>
+          <w:sz w:val="24"/>
+          <w:szCs w:val="24"/>
+          <w:lang w:val="en-US"/>
+        </w:rPr>
+        <w:t xml:space="preserve"> </w:t>
+      </w:r>
+      <w:proofErr w:type="spellStart"/>
+      <w:r>
+        <w:rPr>
+          <w:rFonts w:ascii="Times New Roman" w:eastAsia="Times New Roman" w:hAnsi="Times New Roman" w:cs="Times New Roman"/>
+          <w:i/>
+          <w:sz w:val="24"/>
+          <w:szCs w:val="24"/>
+          <w:lang w:val="en-US"/>
+        </w:rPr>
+        <w:t>ta’minlashda</w:t>
+      </w:r>
+      <w:proofErr w:type="spellEnd"/>
+      <w:r>
+        <w:rPr>
+          <w:rFonts w:ascii="Times New Roman" w:eastAsia="Times New Roman" w:hAnsi="Times New Roman" w:cs="Times New Roman"/>
+          <w:i/>
+          <w:sz w:val="24"/>
+          <w:szCs w:val="24"/>
+          <w:lang w:val="en-US"/>
+        </w:rPr>
+        <w:t xml:space="preserve"> </w:t>
+      </w:r>
+      <w:proofErr w:type="spellStart"/>
+      <w:r>
+        <w:rPr>
+          <w:rFonts w:ascii="Times New Roman" w:eastAsia="Times New Roman" w:hAnsi="Times New Roman" w:cs="Times New Roman"/>
+          <w:i/>
+          <w:sz w:val="24"/>
+          <w:szCs w:val="24"/>
+          <w:lang w:val="en-US"/>
+        </w:rPr>
+        <w:t>muhim</w:t>
+      </w:r>
+      <w:proofErr w:type="spellEnd"/>
+      <w:r>
+        <w:rPr>
+          <w:rFonts w:ascii="Times New Roman" w:eastAsia="Times New Roman" w:hAnsi="Times New Roman" w:cs="Times New Roman"/>
+          <w:i/>
+          <w:sz w:val="24"/>
+          <w:szCs w:val="24"/>
+          <w:lang w:val="en-US"/>
+        </w:rPr>
+        <w:t xml:space="preserve"> </w:t>
+      </w:r>
+      <w:proofErr w:type="spellStart"/>
+      <w:r>
+        <w:rPr>
+          <w:rFonts w:ascii="Times New Roman" w:eastAsia="Times New Roman" w:hAnsi="Times New Roman" w:cs="Times New Roman"/>
+          <w:i/>
+          <w:sz w:val="24"/>
+          <w:szCs w:val="24"/>
+          <w:lang w:val="en-US"/>
+        </w:rPr>
+        <w:t>omil</w:t>
+      </w:r>
+      <w:proofErr w:type="spellEnd"/>
+      <w:r>
+        <w:rPr>
+          <w:rFonts w:ascii="Times New Roman" w:eastAsia="Times New Roman" w:hAnsi="Times New Roman" w:cs="Times New Roman"/>
+          <w:i/>
+          <w:sz w:val="24"/>
+          <w:szCs w:val="24"/>
+          <w:lang w:val="en-US"/>
+        </w:rPr>
+        <w:t xml:space="preserve"> </w:t>
+      </w:r>
+      <w:proofErr w:type="spellStart"/>
+      <w:r>
+        <w:rPr>
+          <w:rFonts w:ascii="Times New Roman" w:eastAsia="Times New Roman" w:hAnsi="Times New Roman" w:cs="Times New Roman"/>
+          <w:i/>
+          <w:sz w:val="24"/>
+          <w:szCs w:val="24"/>
+          <w:lang w:val="en-US"/>
+        </w:rPr>
+        <w:t>hisoblanadi</w:t>
+      </w:r>
+      <w:proofErr w:type="spellEnd"/>
+      <w:r>
+        <w:rPr>
+          <w:rFonts w:ascii="Times New Roman" w:eastAsia="Times New Roman" w:hAnsi="Times New Roman" w:cs="Times New Roman"/>
+          <w:i/>
+          <w:sz w:val="24"/>
+          <w:szCs w:val="24"/>
+          <w:lang w:val="en-US"/>
+        </w:rPr>
+        <w:t xml:space="preserve">. Shu bois, bank </w:t>
+      </w:r>
+      <w:proofErr w:type="spellStart"/>
+      <w:r>
+        <w:rPr>
+          <w:rFonts w:ascii="Times New Roman" w:eastAsia="Times New Roman" w:hAnsi="Times New Roman" w:cs="Times New Roman"/>
+          <w:i/>
+          <w:sz w:val="24"/>
+          <w:szCs w:val="24"/>
+          <w:lang w:val="en-US"/>
+        </w:rPr>
+        <w:t>tizimida</w:t>
+      </w:r>
+      <w:proofErr w:type="spellEnd"/>
+      <w:r>
+        <w:rPr>
+          <w:rFonts w:ascii="Times New Roman" w:eastAsia="Times New Roman" w:hAnsi="Times New Roman" w:cs="Times New Roman"/>
+          <w:i/>
+          <w:sz w:val="24"/>
+          <w:szCs w:val="24"/>
+          <w:lang w:val="en-US"/>
+        </w:rPr>
+        <w:t xml:space="preserve"> </w:t>
+      </w:r>
+      <w:proofErr w:type="spellStart"/>
+      <w:r>
+        <w:rPr>
+          <w:rFonts w:ascii="Times New Roman" w:eastAsia="Times New Roman" w:hAnsi="Times New Roman" w:cs="Times New Roman"/>
+          <w:i/>
+          <w:sz w:val="24"/>
+          <w:szCs w:val="24"/>
+          <w:lang w:val="en-US"/>
+        </w:rPr>
+        <w:t>muammoli</w:t>
+      </w:r>
+      <w:proofErr w:type="spellEnd"/>
+      <w:r>
+        <w:rPr>
+          <w:rFonts w:ascii="Times New Roman" w:eastAsia="Times New Roman" w:hAnsi="Times New Roman" w:cs="Times New Roman"/>
+          <w:i/>
+          <w:sz w:val="24"/>
+          <w:szCs w:val="24"/>
+          <w:lang w:val="en-US"/>
+        </w:rPr>
+        <w:t xml:space="preserve"> </w:t>
+      </w:r>
+      <w:proofErr w:type="spellStart"/>
+      <w:r>
+        <w:rPr>
+          <w:rFonts w:ascii="Times New Roman" w:eastAsia="Times New Roman" w:hAnsi="Times New Roman" w:cs="Times New Roman"/>
+          <w:i/>
+          <w:sz w:val="24"/>
+          <w:szCs w:val="24"/>
+          <w:lang w:val="en-US"/>
+        </w:rPr>
+        <w:t>kreditlar</w:t>
+      </w:r>
+      <w:proofErr w:type="spellEnd"/>
+      <w:r>
+        <w:rPr>
+          <w:rFonts w:ascii="Times New Roman" w:eastAsia="Times New Roman" w:hAnsi="Times New Roman" w:cs="Times New Roman"/>
+          <w:i/>
+          <w:sz w:val="24"/>
+          <w:szCs w:val="24"/>
+          <w:lang w:val="en-US"/>
+        </w:rPr>
+        <w:t xml:space="preserve"> </w:t>
+      </w:r>
+      <w:proofErr w:type="spellStart"/>
+      <w:r>
+        <w:rPr>
+          <w:rFonts w:ascii="Times New Roman" w:eastAsia="Times New Roman" w:hAnsi="Times New Roman" w:cs="Times New Roman"/>
+          <w:i/>
+          <w:sz w:val="24"/>
+          <w:szCs w:val="24"/>
+          <w:lang w:val="en-US"/>
+        </w:rPr>
+        <w:t>ulushini</w:t>
+      </w:r>
+      <w:proofErr w:type="spellEnd"/>
+      <w:r>
+        <w:rPr>
+          <w:rFonts w:ascii="Times New Roman" w:eastAsia="Times New Roman" w:hAnsi="Times New Roman" w:cs="Times New Roman"/>
+          <w:i/>
+          <w:sz w:val="24"/>
+          <w:szCs w:val="24"/>
+          <w:lang w:val="en-US"/>
+        </w:rPr>
+        <w:t xml:space="preserve"> </w:t>
+      </w:r>
+      <w:proofErr w:type="spellStart"/>
+      <w:r>
+        <w:rPr>
+          <w:rFonts w:ascii="Times New Roman" w:eastAsia="Times New Roman" w:hAnsi="Times New Roman" w:cs="Times New Roman"/>
+          <w:i/>
+          <w:sz w:val="24"/>
+          <w:szCs w:val="24"/>
+          <w:lang w:val="en-US"/>
+        </w:rPr>
+        <w:t>kamaytirishga</w:t>
+      </w:r>
+      <w:proofErr w:type="spellEnd"/>
+      <w:r>
+        <w:rPr>
+          <w:rFonts w:ascii="Times New Roman" w:eastAsia="Times New Roman" w:hAnsi="Times New Roman" w:cs="Times New Roman"/>
+          <w:i/>
+          <w:sz w:val="24"/>
+          <w:szCs w:val="24"/>
+          <w:lang w:val="en-US"/>
+        </w:rPr>
+        <w:t xml:space="preserve"> </w:t>
+      </w:r>
+      <w:proofErr w:type="spellStart"/>
+      <w:r>
+        <w:rPr>
+          <w:rFonts w:ascii="Times New Roman" w:eastAsia="Times New Roman" w:hAnsi="Times New Roman" w:cs="Times New Roman"/>
+          <w:i/>
+          <w:sz w:val="24"/>
+          <w:szCs w:val="24"/>
+          <w:lang w:val="en-US"/>
+        </w:rPr>
+        <w:t>qaratilgan</w:t>
+      </w:r>
+      <w:proofErr w:type="spellEnd"/>
+      <w:r>
+        <w:rPr>
+          <w:rFonts w:ascii="Times New Roman" w:eastAsia="Times New Roman" w:hAnsi="Times New Roman" w:cs="Times New Roman"/>
+          <w:i/>
+          <w:sz w:val="24"/>
+          <w:szCs w:val="24"/>
+          <w:lang w:val="en-US"/>
+        </w:rPr>
+        <w:t xml:space="preserve"> </w:t>
+      </w:r>
+      <w:proofErr w:type="spellStart"/>
+      <w:r>
+        <w:rPr>
+          <w:rFonts w:ascii="Times New Roman" w:eastAsia="Times New Roman" w:hAnsi="Times New Roman" w:cs="Times New Roman"/>
+          <w:i/>
+          <w:sz w:val="24"/>
+          <w:szCs w:val="24"/>
+          <w:lang w:val="en-US"/>
+        </w:rPr>
+        <w:t>kompleks</w:t>
+      </w:r>
+      <w:proofErr w:type="spellEnd"/>
+      <w:r>
+        <w:rPr>
+          <w:rFonts w:ascii="Times New Roman" w:eastAsia="Times New Roman" w:hAnsi="Times New Roman" w:cs="Times New Roman"/>
+          <w:i/>
+          <w:sz w:val="24"/>
+          <w:szCs w:val="24"/>
+          <w:lang w:val="en-US"/>
+        </w:rPr>
+        <w:t xml:space="preserve"> </w:t>
+      </w:r>
+      <w:proofErr w:type="spellStart"/>
+      <w:r>
+        <w:rPr>
+          <w:rFonts w:ascii="Times New Roman" w:eastAsia="Times New Roman" w:hAnsi="Times New Roman" w:cs="Times New Roman"/>
+          <w:i/>
+          <w:sz w:val="24"/>
+          <w:szCs w:val="24"/>
+          <w:lang w:val="en-US"/>
+        </w:rPr>
+        <w:t>yondashuvni</w:t>
+      </w:r>
+      <w:proofErr w:type="spellEnd"/>
+      <w:r>
+        <w:rPr>
+          <w:rFonts w:ascii="Times New Roman" w:eastAsia="Times New Roman" w:hAnsi="Times New Roman" w:cs="Times New Roman"/>
+          <w:i/>
+          <w:sz w:val="24"/>
+          <w:szCs w:val="24"/>
+          <w:lang w:val="en-US"/>
+        </w:rPr>
+        <w:t xml:space="preserve"> </w:t>
+      </w:r>
+      <w:proofErr w:type="spellStart"/>
+      <w:r>
+        <w:rPr>
+          <w:rFonts w:ascii="Times New Roman" w:eastAsia="Times New Roman" w:hAnsi="Times New Roman" w:cs="Times New Roman"/>
+          <w:i/>
+          <w:sz w:val="24"/>
+          <w:szCs w:val="24"/>
+          <w:lang w:val="en-US"/>
+        </w:rPr>
+        <w:t>joriy</w:t>
+      </w:r>
+      <w:proofErr w:type="spellEnd"/>
+      <w:r>
+        <w:rPr>
+          <w:rFonts w:ascii="Times New Roman" w:eastAsia="Times New Roman" w:hAnsi="Times New Roman" w:cs="Times New Roman"/>
+          <w:i/>
+          <w:sz w:val="24"/>
+          <w:szCs w:val="24"/>
+          <w:lang w:val="en-US"/>
+        </w:rPr>
+        <w:t xml:space="preserve"> </w:t>
+      </w:r>
+      <w:proofErr w:type="spellStart"/>
+      <w:r>
+        <w:rPr>
+          <w:rFonts w:ascii="Times New Roman" w:eastAsia="Times New Roman" w:hAnsi="Times New Roman" w:cs="Times New Roman"/>
+          <w:i/>
+          <w:sz w:val="24"/>
+          <w:szCs w:val="24"/>
+          <w:lang w:val="en-US"/>
+        </w:rPr>
+        <w:t>etish</w:t>
+      </w:r>
+      <w:proofErr w:type="spellEnd"/>
+      <w:r>
+        <w:rPr>
+          <w:rFonts w:ascii="Times New Roman" w:eastAsia="Times New Roman" w:hAnsi="Times New Roman" w:cs="Times New Roman"/>
+          <w:i/>
+          <w:sz w:val="24"/>
+          <w:szCs w:val="24"/>
+          <w:lang w:val="en-US"/>
+        </w:rPr>
+        <w:t xml:space="preserve"> </w:t>
+      </w:r>
+      <w:proofErr w:type="spellStart"/>
+      <w:r>
+        <w:rPr>
+          <w:rFonts w:ascii="Times New Roman" w:eastAsia="Times New Roman" w:hAnsi="Times New Roman" w:cs="Times New Roman"/>
+          <w:i/>
+          <w:sz w:val="24"/>
+          <w:szCs w:val="24"/>
+          <w:lang w:val="en-US"/>
+        </w:rPr>
+        <w:t>zarurligi</w:t>
+      </w:r>
+      <w:proofErr w:type="spellEnd"/>
+      <w:r>
+        <w:rPr>
+          <w:rFonts w:ascii="Times New Roman" w:eastAsia="Times New Roman" w:hAnsi="Times New Roman" w:cs="Times New Roman"/>
+          <w:i/>
+          <w:sz w:val="24"/>
+          <w:szCs w:val="24"/>
+          <w:lang w:val="en-US"/>
+        </w:rPr>
+        <w:t xml:space="preserve"> </w:t>
+      </w:r>
+      <w:proofErr w:type="spellStart"/>
+      <w:r>
+        <w:rPr>
+          <w:rFonts w:ascii="Times New Roman" w:eastAsia="Times New Roman" w:hAnsi="Times New Roman" w:cs="Times New Roman"/>
+          <w:i/>
+          <w:sz w:val="24"/>
+          <w:szCs w:val="24"/>
+          <w:lang w:val="en-US"/>
+        </w:rPr>
+        <w:t>asoslab</w:t>
+      </w:r>
+      <w:proofErr w:type="spellEnd"/>
+      <w:r>
+        <w:rPr>
+          <w:rFonts w:ascii="Times New Roman" w:eastAsia="Times New Roman" w:hAnsi="Times New Roman" w:cs="Times New Roman"/>
+          <w:i/>
+          <w:sz w:val="24"/>
+          <w:szCs w:val="24"/>
+          <w:lang w:val="en-US"/>
+        </w:rPr>
+        <w:t xml:space="preserve"> </w:t>
+      </w:r>
+      <w:proofErr w:type="spellStart"/>
+      <w:r>
+        <w:rPr>
+          <w:rFonts w:ascii="Times New Roman" w:eastAsia="Times New Roman" w:hAnsi="Times New Roman" w:cs="Times New Roman"/>
+          <w:i/>
+          <w:sz w:val="24"/>
+          <w:szCs w:val="24"/>
+          <w:lang w:val="en-US"/>
+        </w:rPr>
+        <w:t>berilgan</w:t>
+      </w:r>
+      <w:proofErr w:type="spellEnd"/>
+      <w:r>
+        <w:rPr>
+          <w:rFonts w:ascii="Times New Roman" w:eastAsia="Times New Roman" w:hAnsi="Times New Roman" w:cs="Times New Roman"/>
+          <w:i/>
+          <w:sz w:val="24"/>
+          <w:szCs w:val="24"/>
+          <w:lang w:val="en-US"/>
+        </w:rPr>
+        <w:t>.</w:t>
+      </w:r>
+    </w:p>
+    <w:p>
+      <w:pPr>
+        <w:spacing w:after="0"/>
+        <w:ind w:firstLine="851"/>
+        <w:jc w:val="both"/>
+        <w:rPr>
+          <w:rFonts w:ascii="Times New Roman" w:eastAsia="Times New Roman" w:hAnsi="Times New Roman" w:cs="Times New Roman"/>
+          <w:i/>
+          <w:sz w:val="24"/>
+          <w:szCs w:val="24"/>
+          <w:lang w:val="en-US"/>
+        </w:rPr>
+      </w:pPr>
+      <w:proofErr w:type="spellStart"/>
+      <w:r>
+        <w:rPr>
+          <w:rFonts w:ascii="Times New Roman" w:eastAsia="Times New Roman" w:hAnsi="Times New Roman" w:cs="Times New Roman"/>
+          <w:b/>
+          <w:bCs/>
+          <w:i/>
+          <w:sz w:val="27"/>
+          <w:szCs w:val="27"/>
+          <w:lang w:val="en-US"/>
+        </w:rPr>
+        <w:t>Kalit</w:t>
+      </w:r>
+      <w:proofErr w:type="spellEnd"/>
+      <w:r>
+        <w:rPr>
+          <w:rFonts w:ascii="Times New Roman" w:eastAsia="Times New Roman" w:hAnsi="Times New Roman" w:cs="Times New Roman"/>
+          <w:b/>
+          <w:bCs/>
+          <w:i/>
+          <w:sz w:val="27"/>
+          <w:szCs w:val="27"/>
+          <w:lang w:val="en-US"/>
+        </w:rPr>
+        <w:t xml:space="preserve"> </w:t>
+      </w:r>
+      <w:proofErr w:type="spellStart"/>
+      <w:r>
+        <w:rPr>
+          <w:rFonts w:ascii="Times New Roman" w:eastAsia="Times New Roman" w:hAnsi="Times New Roman" w:cs="Times New Roman"/>
+          <w:b/>
+          <w:bCs/>
+          <w:i/>
+          <w:sz w:val="27"/>
+          <w:szCs w:val="27"/>
+          <w:lang w:val="en-US"/>
+        </w:rPr>
+        <w:t>so‘zlar</w:t>
+      </w:r>
+      <w:proofErr w:type="spellEnd"/>
+      <w:r>
+        <w:rPr>
+          <w:rFonts w:ascii="Times New Roman" w:eastAsia="Times New Roman" w:hAnsi="Times New Roman" w:cs="Times New Roman"/>
+          <w:b/>
+          <w:bCs/>
+          <w:i/>
+          <w:sz w:val="27"/>
+          <w:szCs w:val="27"/>
+          <w:lang w:val="en-US"/>
+        </w:rPr>
+        <w:t xml:space="preserve">: </w:t>
+      </w:r>
+      <w:proofErr w:type="spellStart"/>
+      <w:r>
+        <w:rPr>
+          <w:rFonts w:ascii="Times New Roman" w:eastAsia="Times New Roman" w:hAnsi="Times New Roman" w:cs="Times New Roman"/>
+          <w:i/>
+          <w:sz w:val="24"/>
+          <w:szCs w:val="24"/>
+          <w:lang w:val="en-US"/>
+        </w:rPr>
+        <w:t>muammoli</w:t>
+      </w:r>
+      <w:proofErr w:type="spellEnd"/>
+      <w:r>
+        <w:rPr>
+          <w:rFonts w:ascii="Times New Roman" w:eastAsia="Times New Roman" w:hAnsi="Times New Roman" w:cs="Times New Roman"/>
+          <w:i/>
+          <w:sz w:val="24"/>
+          <w:szCs w:val="24"/>
+          <w:lang w:val="en-US"/>
+        </w:rPr>
+        <w:t xml:space="preserve"> </w:t>
+      </w:r>
+      <w:proofErr w:type="spellStart"/>
+      <w:r>
+        <w:rPr>
+          <w:rFonts w:ascii="Times New Roman" w:eastAsia="Times New Roman" w:hAnsi="Times New Roman" w:cs="Times New Roman"/>
+          <w:i/>
+          <w:sz w:val="24"/>
+          <w:szCs w:val="24"/>
+          <w:lang w:val="en-US"/>
+        </w:rPr>
+        <w:t>kreditlar</w:t>
+      </w:r>
+      <w:proofErr w:type="spellEnd"/>
+      <w:r>
+        <w:rPr>
+          <w:rFonts w:ascii="Times New Roman" w:eastAsia="Times New Roman" w:hAnsi="Times New Roman" w:cs="Times New Roman"/>
+          <w:i/>
+          <w:sz w:val="24"/>
+          <w:szCs w:val="24"/>
+          <w:lang w:val="en-US"/>
+        </w:rPr>
+        <w:t xml:space="preserve">, </w:t>
+      </w:r>
+      <w:proofErr w:type="spellStart"/>
+      <w:r>
+        <w:rPr>
+          <w:rFonts w:ascii="Times New Roman" w:eastAsia="Times New Roman" w:hAnsi="Times New Roman" w:cs="Times New Roman"/>
+          <w:i/>
+          <w:sz w:val="24"/>
+          <w:szCs w:val="24"/>
+          <w:lang w:val="en-US"/>
+        </w:rPr>
+        <w:t>tijorat</w:t>
+      </w:r>
+      <w:proofErr w:type="spellEnd"/>
+      <w:r>
+        <w:rPr>
+          <w:rFonts w:ascii="Times New Roman" w:eastAsia="Times New Roman" w:hAnsi="Times New Roman" w:cs="Times New Roman"/>
+          <w:i/>
+          <w:sz w:val="24"/>
+          <w:szCs w:val="24"/>
+          <w:lang w:val="en-US"/>
+        </w:rPr>
+        <w:t xml:space="preserve"> </w:t>
+      </w:r>
+      <w:proofErr w:type="spellStart"/>
+      <w:r>
+        <w:rPr>
+          <w:rFonts w:ascii="Times New Roman" w:eastAsia="Times New Roman" w:hAnsi="Times New Roman" w:cs="Times New Roman"/>
+          <w:i/>
+          <w:sz w:val="24"/>
+          <w:szCs w:val="24"/>
+          <w:lang w:val="en-US"/>
+        </w:rPr>
+        <w:t>banklari</w:t>
+      </w:r>
+      <w:proofErr w:type="spellEnd"/>
+      <w:r>
+        <w:rPr>
+          <w:rFonts w:ascii="Times New Roman" w:eastAsia="Times New Roman" w:hAnsi="Times New Roman" w:cs="Times New Roman"/>
+          <w:i/>
+          <w:sz w:val="24"/>
+          <w:szCs w:val="24"/>
+          <w:lang w:val="en-US"/>
+        </w:rPr>
+        <w:t xml:space="preserve">, </w:t>
+      </w:r>
+      <w:proofErr w:type="spellStart"/>
+      <w:r>
+        <w:rPr>
+          <w:rFonts w:ascii="Times New Roman" w:eastAsia="Times New Roman" w:hAnsi="Times New Roman" w:cs="Times New Roman"/>
+          <w:i/>
+          <w:sz w:val="24"/>
+          <w:szCs w:val="24"/>
+          <w:lang w:val="en-US"/>
+        </w:rPr>
+        <w:t>kredit</w:t>
+      </w:r>
+      <w:proofErr w:type="spellEnd"/>
+      <w:r>
+        <w:rPr>
+          <w:rFonts w:ascii="Times New Roman" w:eastAsia="Times New Roman" w:hAnsi="Times New Roman" w:cs="Times New Roman"/>
+          <w:i/>
+          <w:sz w:val="24"/>
+          <w:szCs w:val="24"/>
+          <w:lang w:val="en-US"/>
+        </w:rPr>
+        <w:t xml:space="preserve"> </w:t>
+      </w:r>
+      <w:proofErr w:type="spellStart"/>
+      <w:r>
+        <w:rPr>
+          <w:rFonts w:ascii="Times New Roman" w:eastAsia="Times New Roman" w:hAnsi="Times New Roman" w:cs="Times New Roman"/>
+          <w:i/>
+          <w:sz w:val="24"/>
+          <w:szCs w:val="24"/>
+          <w:lang w:val="en-US"/>
+        </w:rPr>
+        <w:t>riski</w:t>
+      </w:r>
+      <w:proofErr w:type="spellEnd"/>
+      <w:r>
+        <w:rPr>
+          <w:rFonts w:ascii="Times New Roman" w:eastAsia="Times New Roman" w:hAnsi="Times New Roman" w:cs="Times New Roman"/>
+          <w:i/>
+          <w:sz w:val="24"/>
+          <w:szCs w:val="24"/>
+          <w:lang w:val="en-US"/>
+        </w:rPr>
+        <w:t xml:space="preserve">, </w:t>
+      </w:r>
+      <w:proofErr w:type="spellStart"/>
+      <w:r>
+        <w:rPr>
+          <w:rFonts w:ascii="Times New Roman" w:eastAsia="Times New Roman" w:hAnsi="Times New Roman" w:cs="Times New Roman"/>
+          <w:i/>
+          <w:sz w:val="24"/>
+          <w:szCs w:val="24"/>
+          <w:lang w:val="en-US"/>
+        </w:rPr>
+        <w:t>makroiqtisodiy</w:t>
+      </w:r>
+      <w:proofErr w:type="spellEnd"/>
+      <w:r>
+        <w:rPr>
+          <w:rFonts w:ascii="Times New Roman" w:eastAsia="Times New Roman" w:hAnsi="Times New Roman" w:cs="Times New Roman"/>
+          <w:i/>
+          <w:sz w:val="24"/>
+          <w:szCs w:val="24"/>
+          <w:lang w:val="en-US"/>
+        </w:rPr>
+        <w:t xml:space="preserve"> </w:t>
+      </w:r>
+      <w:proofErr w:type="spellStart"/>
+      <w:r>
+        <w:rPr>
+          <w:rFonts w:ascii="Times New Roman" w:eastAsia="Times New Roman" w:hAnsi="Times New Roman" w:cs="Times New Roman"/>
+          <w:i/>
+          <w:sz w:val="24"/>
+          <w:szCs w:val="24"/>
+          <w:lang w:val="en-US"/>
+        </w:rPr>
+        <w:t>omillar</w:t>
+      </w:r>
+      <w:proofErr w:type="spellEnd"/>
+      <w:r>
+        <w:rPr>
+          <w:rFonts w:ascii="Times New Roman" w:eastAsia="Times New Roman" w:hAnsi="Times New Roman" w:cs="Times New Roman"/>
+          <w:i/>
+          <w:sz w:val="24"/>
+          <w:szCs w:val="24"/>
+          <w:lang w:val="en-US"/>
+        </w:rPr>
+        <w:t xml:space="preserve">, bank </w:t>
+      </w:r>
+      <w:proofErr w:type="spellStart"/>
+      <w:r>
+        <w:rPr>
+          <w:rFonts w:ascii="Times New Roman" w:eastAsia="Times New Roman" w:hAnsi="Times New Roman" w:cs="Times New Roman"/>
+          <w:i/>
+          <w:sz w:val="24"/>
+          <w:szCs w:val="24"/>
+          <w:lang w:val="en-US"/>
+        </w:rPr>
+        <w:t>barqarorligi</w:t>
+      </w:r>
+      <w:proofErr w:type="spellEnd"/>
+      <w:r>
+        <w:rPr>
+          <w:rFonts w:ascii="Times New Roman" w:eastAsia="Times New Roman" w:hAnsi="Times New Roman" w:cs="Times New Roman"/>
+          <w:i/>
+          <w:sz w:val="24"/>
+          <w:szCs w:val="24"/>
+          <w:lang w:val="en-US"/>
+        </w:rPr>
+        <w:t xml:space="preserve">, </w:t>
+      </w:r>
+      <w:proofErr w:type="spellStart"/>
+      <w:r>
+        <w:rPr>
+          <w:rFonts w:ascii="Times New Roman" w:eastAsia="Times New Roman" w:hAnsi="Times New Roman" w:cs="Times New Roman"/>
+          <w:i/>
+          <w:sz w:val="24"/>
+          <w:szCs w:val="24"/>
+          <w:lang w:val="en-US"/>
+        </w:rPr>
+        <w:t>likvidlik</w:t>
+      </w:r>
+      <w:proofErr w:type="spellEnd"/>
+      <w:r>
+        <w:rPr>
+          <w:rFonts w:ascii="Times New Roman" w:eastAsia="Times New Roman" w:hAnsi="Times New Roman" w:cs="Times New Roman"/>
+          <w:i/>
+          <w:sz w:val="24"/>
+          <w:szCs w:val="24"/>
+          <w:lang w:val="en-US"/>
+        </w:rPr>
+        <w:t xml:space="preserve">, </w:t>
+      </w:r>
+      <w:proofErr w:type="spellStart"/>
+      <w:r>
+        <w:rPr>
+          <w:rFonts w:ascii="Times New Roman" w:eastAsia="Times New Roman" w:hAnsi="Times New Roman" w:cs="Times New Roman"/>
+          <w:i/>
+          <w:sz w:val="24"/>
+          <w:szCs w:val="24"/>
+          <w:lang w:val="en-US"/>
+        </w:rPr>
+        <w:t>kapital</w:t>
+      </w:r>
+      <w:proofErr w:type="spellEnd"/>
+      <w:r>
+        <w:rPr>
+          <w:rFonts w:ascii="Times New Roman" w:eastAsia="Times New Roman" w:hAnsi="Times New Roman" w:cs="Times New Roman"/>
+          <w:i/>
+          <w:sz w:val="24"/>
+          <w:szCs w:val="24"/>
+          <w:lang w:val="en-US"/>
+        </w:rPr>
+        <w:t xml:space="preserve"> </w:t>
+      </w:r>
+      <w:proofErr w:type="spellStart"/>
+      <w:r>
+        <w:rPr>
+          <w:rFonts w:ascii="Times New Roman" w:eastAsia="Times New Roman" w:hAnsi="Times New Roman" w:cs="Times New Roman"/>
+          <w:i/>
+          <w:sz w:val="24"/>
+          <w:szCs w:val="24"/>
+          <w:lang w:val="en-US"/>
+        </w:rPr>
+        <w:t>yetarliligi</w:t>
+      </w:r>
+      <w:proofErr w:type="spellEnd"/>
+      <w:r>
+        <w:rPr>
+          <w:rFonts w:ascii="Times New Roman" w:eastAsia="Times New Roman" w:hAnsi="Times New Roman" w:cs="Times New Roman"/>
+          <w:i/>
+          <w:sz w:val="24"/>
+          <w:szCs w:val="24"/>
+          <w:lang w:val="en-US"/>
+        </w:rPr>
+        <w:t xml:space="preserve">, </w:t>
+      </w:r>
+      <w:proofErr w:type="spellStart"/>
+      <w:r>
+        <w:rPr>
+          <w:rFonts w:ascii="Times New Roman" w:eastAsia="Times New Roman" w:hAnsi="Times New Roman" w:cs="Times New Roman"/>
+          <w:i/>
+          <w:sz w:val="24"/>
+          <w:szCs w:val="24"/>
+          <w:lang w:val="en-US"/>
+        </w:rPr>
+        <w:t>kredit</w:t>
+      </w:r>
+      <w:proofErr w:type="spellEnd"/>
+      <w:r>
+        <w:rPr>
+          <w:rFonts w:ascii="Times New Roman" w:eastAsia="Times New Roman" w:hAnsi="Times New Roman" w:cs="Times New Roman"/>
+          <w:i/>
+          <w:sz w:val="24"/>
+          <w:szCs w:val="24"/>
+          <w:lang w:val="en-US"/>
+        </w:rPr>
+        <w:t xml:space="preserve"> </w:t>
+      </w:r>
+      <w:proofErr w:type="spellStart"/>
+      <w:r>
+        <w:rPr>
+          <w:rFonts w:ascii="Times New Roman" w:eastAsia="Times New Roman" w:hAnsi="Times New Roman" w:cs="Times New Roman"/>
+          <w:i/>
+          <w:sz w:val="24"/>
+          <w:szCs w:val="24"/>
+          <w:lang w:val="en-US"/>
+        </w:rPr>
+        <w:t>portfeli</w:t>
+      </w:r>
+      <w:proofErr w:type="spellEnd"/>
+      <w:r>
+        <w:rPr>
+          <w:rFonts w:ascii="Times New Roman" w:eastAsia="Times New Roman" w:hAnsi="Times New Roman" w:cs="Times New Roman"/>
+          <w:i/>
+          <w:sz w:val="24"/>
+          <w:szCs w:val="24"/>
+          <w:lang w:val="en-US"/>
+        </w:rPr>
+        <w:t xml:space="preserve">, </w:t>
+      </w:r>
+      <w:proofErr w:type="spellStart"/>
+      <w:r>
+        <w:rPr>
+          <w:rFonts w:ascii="Times New Roman" w:eastAsia="Times New Roman" w:hAnsi="Times New Roman" w:cs="Times New Roman"/>
+          <w:i/>
+          <w:sz w:val="24"/>
+          <w:szCs w:val="24"/>
+          <w:lang w:val="en-US"/>
+        </w:rPr>
+        <w:t>restrukturizatsiya</w:t>
+      </w:r>
+      <w:proofErr w:type="spellEnd"/>
+      <w:r>
+        <w:rPr>
+          <w:rFonts w:ascii="Times New Roman" w:eastAsia="Times New Roman" w:hAnsi="Times New Roman" w:cs="Times New Roman"/>
+          <w:i/>
+          <w:sz w:val="24"/>
+          <w:szCs w:val="24"/>
+          <w:lang w:val="en-US"/>
+        </w:rPr>
+        <w:t xml:space="preserve">, </w:t>
+      </w:r>
+      <w:proofErr w:type="spellStart"/>
+      <w:r>
+        <w:rPr>
+          <w:rFonts w:ascii="Times New Roman" w:eastAsia="Times New Roman" w:hAnsi="Times New Roman" w:cs="Times New Roman"/>
+          <w:i/>
+          <w:sz w:val="24"/>
+          <w:szCs w:val="24"/>
+          <w:lang w:val="en-US"/>
+        </w:rPr>
+        <w:t>moliyaviy</w:t>
+      </w:r>
+      <w:proofErr w:type="spellEnd"/>
+      <w:r>
+        <w:rPr>
+          <w:rFonts w:ascii="Times New Roman" w:eastAsia="Times New Roman" w:hAnsi="Times New Roman" w:cs="Times New Roman"/>
+          <w:i/>
+          <w:sz w:val="24"/>
+          <w:szCs w:val="24"/>
+          <w:lang w:val="en-US"/>
+        </w:rPr>
+        <w:t xml:space="preserve"> </w:t>
+      </w:r>
+      <w:proofErr w:type="spellStart"/>
+      <w:r>
+        <w:rPr>
+          <w:rFonts w:ascii="Times New Roman" w:eastAsia="Times New Roman" w:hAnsi="Times New Roman" w:cs="Times New Roman"/>
+          <w:i/>
+          <w:sz w:val="24"/>
+          <w:szCs w:val="24"/>
+          <w:lang w:val="en-US"/>
+        </w:rPr>
+        <w:t>barqarorlik</w:t>
+      </w:r>
+      <w:proofErr w:type="spellEnd"/>
+    </w:p>
+    <w:bookmarkEnd w:id="0"/>
+    <w:p>
+      <w:pPr>
         <w:spacing w:after="0" w:line="240" w:lineRule="auto"/>
         <w:ind w:firstLine="709"/>
         <w:jc w:val="both"/>
@@ -293,25 +3753,14 @@
           <w:lang w:val="en-US"/>
         </w:rPr>
       </w:pPr>
-      <w:proofErr w:type="spellStart"/>
-      <w:r>
-        <w:rPr>
-          <w:rFonts w:ascii="Times New Roman" w:hAnsi="Times New Roman" w:cs="Times New Roman"/>
-          <w:sz w:val="28"/>
-          <w:szCs w:val="28"/>
-          <w:lang w:val="en-US"/>
-        </w:rPr>
-        <w:t>So‘nggi</w:t>
-      </w:r>
-      <w:proofErr w:type="spellEnd"/>
-      <w:r>
-        <w:rPr>
-          <w:rFonts w:ascii="Times New Roman" w:hAnsi="Times New Roman" w:cs="Times New Roman"/>
-          <w:sz w:val="28"/>
-          <w:szCs w:val="28"/>
-          <w:lang w:val="en-US"/>
-        </w:rPr>
-        <w:t xml:space="preserve"> </w:t>
+      <w:r>
+        <w:rPr>
+          <w:rFonts w:ascii="Times New Roman" w:hAnsi="Times New Roman" w:cs="Times New Roman"/>
+          <w:sz w:val="28"/>
+          <w:szCs w:val="28"/>
+          <w:lang w:val="en-US"/>
+        </w:rPr>
+        <w:t xml:space="preserve">So‘nggi </w:t>
       </w:r>
       <w:proofErr w:type="spellStart"/>
       <w:r>
@@ -2814,6 +6263,7 @@
           <w:szCs w:val="28"/>
           <w:lang w:val="en-US"/>
         </w:rPr>
+        <w:lastRenderedPageBreak/>
         <w:t>aktivlar</w:t>
       </w:r>
       <w:proofErr w:type="spellEnd"/>
@@ -5822,7 +9272,6 @@
           <w:szCs w:val="28"/>
           <w:lang w:val="en-US"/>
         </w:rPr>
-        <w:lastRenderedPageBreak/>
         <w:t>darajasi</w:t>
       </w:r>
       <w:proofErr w:type="spellEnd"/>
@@ -8293,6 +11742,7 @@
           <w:szCs w:val="28"/>
           <w:lang w:val="en-US"/>
         </w:rPr>
+        <w:lastRenderedPageBreak/>
         <mc:AlternateContent>
           <mc:Choice Requires="wpg">
             <w:drawing>
@@ -12768,7 +16218,6 @@
           <w:szCs w:val="28"/>
           <w:lang w:val="en-US"/>
         </w:rPr>
-        <w:lastRenderedPageBreak/>
         <w:t>Xususan</w:t>
       </w:r>
       <w:proofErr w:type="spellEnd"/>
@@ -14955,6 +18404,7 @@
           <w:szCs w:val="28"/>
           <w:lang w:val="en-US"/>
         </w:rPr>
+        <w:lastRenderedPageBreak/>
         <w:t>Kozarić</w:t>
       </w:r>
       <w:proofErr w:type="spellEnd"/>
@@ -15487,18 +18937,7 @@
           <w:szCs w:val="28"/>
           <w:lang w:val="en-US"/>
         </w:rPr>
-        <w:t>Siddiko</w:t>
-      </w:r>
-      <w:bookmarkStart w:id="0" w:name="_GoBack"/>
-      <w:bookmarkEnd w:id="0"/>
-      <w:r>
-        <w:rPr>
-          <w:rFonts w:ascii="Times New Roman" w:hAnsi="Times New Roman" w:cs="Times New Roman"/>
-          <w:sz w:val="28"/>
-          <w:szCs w:val="28"/>
-          <w:lang w:val="en-US"/>
-        </w:rPr>
-        <w:t>v</w:t>
+        <w:t>Siddikov</w:t>
       </w:r>
       <w:proofErr w:type="spellEnd"/>
       <w:r>
@@ -16785,7 +20224,7 @@
 </file>
 
 <file path=customXml/itemProps1.xml><?xml version="1.0" encoding="utf-8"?>
-<ds:datastoreItem xmlns:ds="http://schemas.openxmlformats.org/officeDocument/2006/customXml" ds:itemID="{9F126C95-F6A6-4F1F-B741-E1BA7E82AC82}">
+<ds:datastoreItem xmlns:ds="http://schemas.openxmlformats.org/officeDocument/2006/customXml" ds:itemID="{C33A8333-2280-4BAF-9E0A-8F745BC7464A}">
   <ds:schemaRefs>
     <ds:schemaRef ds:uri="http://schemas.openxmlformats.org/officeDocument/2006/bibliography"/>
   </ds:schemaRefs>
